--- a/en/files/templates/Research_Proposal_Template.docx
+++ b/en/files/templates/Research_Proposal_Template.docx
@@ -15,7 +15,7 @@
         <w:pStyle w:val="Subtitle"/>
       </w:pPr>
       <w:r>
-        <w:t>Group proposal template — four parts built in Sessions 1–7, ending with a publication plan</w:t>
+        <w:t>Group proposal template in four parts, built in Sessions 1–7 and ending with a publication plan</w:t>
       </w:r>
     </w:p>
     <w:p>
@@ -87,7 +87,7 @@
                 <w:color w:val="6B7B84"/>
                 <w:sz w:val="20"/>
               </w:rPr>
-              <w:t>[Working title — see 1.1]</w:t>
+              <w:t>[Working title (see 1.1)]</w:t>
             </w:r>
           </w:p>
         </w:tc>
@@ -340,7 +340,7 @@
               <w:rPr>
                 <w:sz w:val="19"/>
               </w:rPr>
-              <w:t>Replace every [grey italic text in brackets] with your own text. Use Ctrl + H → Find “[” to step through them, and check none remain before you share the document.</w:t>
+              <w:t>Replace every [grey italic text in brackets] with your own text. Press Ctrl + H and search for “[” to step through them, and check none remain before you share the document.</w:t>
             </w:r>
           </w:p>
           <w:p>
@@ -443,7 +443,7 @@
         <w:pStyle w:val="Heading1"/>
       </w:pPr>
       <w:r>
-        <w:t>Part 1 — Ask: the research question  (Sessions 1–2)</w:t>
+        <w:t>Part 1. Ask: the research question  (Sessions 1–2)</w:t>
       </w:r>
     </w:p>
     <w:p>
@@ -551,7 +551,7 @@
         <w:rPr>
           <w:i/>
         </w:rPr>
-        <w:t>150–250 words in four steps: (1) the problem and how big it is (numbers); (2) what is already known; (3) what is NOT known — the gap; (4) why answering it matters for your patients or unit. Cite your key references by number [1].</w:t>
+        <w:t>150–250 words in four steps: (1) the problem and how big it is (numbers); (2) what is already known; (3) what is NOT known (the gap); (4) why answering it matters for your patients or unit. Cite your key references by number [1].</w:t>
       </w:r>
     </w:p>
     <w:p>
@@ -2357,7 +2357,7 @@
         <w:rPr>
           <w:i/>
         </w:rPr>
-        <w:t>Feasible — Partly: our ICU admits about 15 patients with septic shock a month; a mortality trial would need several hundred patients, so we propose a pilot.</w:t>
+        <w:t>Feasible: partly. Our ICU admits about 15 patients with septic shock a month. A mortality trial would need several hundred patients, so we propose a pilot.</w:t>
       </w:r>
     </w:p>
     <w:p>
@@ -2721,7 +2721,7 @@
         <w:pStyle w:val="Heading1"/>
       </w:pPr>
       <w:r>
-        <w:t>Part 2 — Design: how the study will be done  (Sessions 3–4)</w:t>
+        <w:t>Part 2. Design: how the study will be done  (Sessions 3–4)</w:t>
       </w:r>
     </w:p>
     <w:p>
@@ -2847,7 +2847,7 @@
         <w:rPr>
           <w:i/>
         </w:rPr>
-        <w:t>A pilot randomised controlled trial, because randomisation balances illness severity between groups (sicker patients receive more fluid — confounding by indication) and a pilot tells us whether a full trial is feasible.</w:t>
+        <w:t>A pilot randomised controlled trial, because randomisation balances illness severity between groups (sicker patients receive more fluid: confounding by indication) and a pilot tells us whether a full trial is feasible.</w:t>
       </w:r>
     </w:p>
     <w:tbl>
@@ -4581,7 +4581,7 @@
         <w:pStyle w:val="Heading1"/>
       </w:pPr>
       <w:r>
-        <w:t>Part 3 — Measure: data and analysis  (Sessions 5–6)</w:t>
+        <w:t>Part 3. Measure: data and analysis  (Sessions 5–6)</w:t>
       </w:r>
     </w:p>
     <w:p>
@@ -5968,7 +5968,7 @@
                 <w:color w:val="6B7B84"/>
                 <w:sz w:val="19"/>
               </w:rPr>
-              <w:t>|__|__|-|__|__|__|  (site – number)</w:t>
+              <w:t>|__|__|-|__|__|__|  (site, then number)</w:t>
             </w:r>
           </w:p>
         </w:tc>
@@ -8253,7 +8253,7 @@
                 <w:color w:val="6B7B84"/>
                 <w:sz w:val="19"/>
               </w:rPr>
-              <w:t>None — descriptive</w:t>
+              <w:t>None (descriptive)</w:t>
             </w:r>
           </w:p>
         </w:tc>
@@ -8894,7 +8894,7 @@
         <w:pStyle w:val="Heading1"/>
       </w:pPr>
       <w:r>
-        <w:t>Part 4 — Protect and publish  (Session 7)</w:t>
+        <w:t>Part 4. Protect and publish  (Session 7)</w:t>
       </w:r>
     </w:p>
     <w:p>
@@ -8913,7 +8913,7 @@
         <w:rPr>
           <w:i/>
         </w:rPr>
-        <w:t>Which ethics committee will review the study? What are the risks and benefits for participants? Who gives consent, and how? In the ICU many patients cannot consent: say whether you will ask a legal representative, use deferred consent, or request a waiver — and why.</w:t>
+        <w:t>Which ethics committee will review the study? What are the risks and benefits for participants? Who gives consent, and how? In the ICU many patients cannot consent: say whether you will ask a legal representative, use deferred consent, or request a waiver, and why.</w:t>
       </w:r>
     </w:p>
     <w:tbl>
@@ -13799,7 +13799,7 @@
                 <w:color w:val="6B7B84"/>
                 <w:sz w:val="19"/>
               </w:rPr>
-              <w:t>[Refined title, from 1.1 — population, intervention/exposure, outcome, design]</w:t>
+              <w:t>[Refined title from 1.1: population, intervention/exposure, outcome, design]</w:t>
             </w:r>
           </w:p>
         </w:tc>
@@ -14212,7 +14212,7 @@
                 <w:color w:val="6B7B84"/>
                 <w:sz w:val="19"/>
               </w:rPr>
-              <w:t>[What you will be able to say — matched to the design]</w:t>
+              <w:t>[What you will be able to say, matched to the design]</w:t>
             </w:r>
           </w:p>
         </w:tc>

--- a/en/files/templates/Research_Proposal_Template.docx
+++ b/en/files/templates/Research_Proposal_Template.docx
@@ -15,7 +15,7 @@
         <w:pStyle w:val="Subtitle"/>
       </w:pPr>
       <w:r>
-        <w:t>Group proposal template in four parts, built in Sessions 1–7 and ending with a publication plan</w:t>
+        <w:t>Individual proposal template in four parts, built in Sessions 1–7 and ending with a publication plan</w:t>
       </w:r>
     </w:p>
     <w:p>
@@ -107,7 +107,7 @@
                 <w:color w:val="04242F"/>
                 <w:sz w:val="20"/>
               </w:rPr>
-              <w:t>Group number:</w:t>
+              <w:t>Author:</w:t>
             </w:r>
           </w:p>
         </w:tc>
@@ -125,45 +125,7 @@
                 <w:color w:val="6B7B84"/>
                 <w:sz w:val="20"/>
               </w:rPr>
-              <w:t>[Group 1–5]</w:t>
-            </w:r>
-          </w:p>
-        </w:tc>
-      </w:tr>
-      <w:tr>
-        <w:tc>
-          <w:tcPr>
-            <w:tcW w:type="dxa" w:w="2041"/>
-          </w:tcPr>
-          <w:p>
-            <w:pPr>
-              <w:spacing w:after="0"/>
-            </w:pPr>
-            <w:r>
-              <w:rPr>
-                <w:b/>
-                <w:color w:val="04242F"/>
-                <w:sz w:val="20"/>
-              </w:rPr>
-              <w:t>Group members:</w:t>
-            </w:r>
-          </w:p>
-        </w:tc>
-        <w:tc>
-          <w:tcPr>
-            <w:tcW w:type="dxa" w:w="7370"/>
-          </w:tcPr>
-          <w:p>
-            <w:pPr>
-              <w:spacing w:after="0"/>
-            </w:pPr>
-            <w:r>
-              <w:rPr>
-                <w:i/>
-                <w:color w:val="6B7B84"/>
-                <w:sz w:val="20"/>
-              </w:rPr>
-              <w:t>[Name (profession) · Name (profession) · Name (profession) · ...]</w:t>
+              <w:t>[Your name (profession)]</w:t>
             </w:r>
           </w:p>
         </w:tc>
@@ -380,7 +342,7 @@
               <w:rPr>
                 <w:sz w:val="19"/>
               </w:rPr>
-              <w:t>The parts are built in the proposal-builder slot at the end of each session: Part 1 (Sessions 1–2), Part 2 (Sessions 3–4), Part 3 (Sessions 5–6), Part 4 (Session 7). You present it in Session 8. Keep the finished proposal to about 6–8 pages.</w:t>
+              <w:t>Each part is modelled live by the instructor in the proposal-builder segment of a session, and you write your own as homework: Part 1 (Sessions 1–2), Part 2 (Sessions 3–4), Part 3 (Sessions 5–6), Part 4 (Session 7). Everyone submits it in Session 8; about 5 volunteers also present it. Keep the finished proposal to about 6–8 pages.</w:t>
             </w:r>
           </w:p>
           <w:p>
@@ -427,7 +389,7 @@
               <w:rPr>
                 <w:sz w:val="19"/>
               </w:rPr>
-              <w:t>Your group may choose a different question. Use the examples to see what a good answer looks like, not as text to copy.</w:t>
+              <w:t>Choose your own question from your department. Use the examples to see what a good answer looks like, not as text to copy.</w:t>
             </w:r>
           </w:p>
         </w:tc>
@@ -1394,7 +1356,7 @@
         <w:rPr>
           <w:i/>
         </w:rPr>
-        <w:t>Is the question worth answering and can your group answer it? Be honest: a “No” is a reason to narrow or change the question, not a failure.</w:t>
+        <w:t>Is the question worth answering and can you and your department answer it? Be honest: a “No” is a reason to narrow or change the question, not a failure.</w:t>
       </w:r>
     </w:p>
     <w:tbl>
@@ -8021,7 +7983,7 @@
         <w:rPr>
           <w:i/>
         </w:rPr>
-        <w:t>For each objective: which variable, which summary (mean (SD), median (IQR), n (%)), and which test or method (use the decision chart from Session 6).</w:t>
+        <w:t>For each objective: which variable, which summary (mean (SD), median (IQR), n (%)), and which test or method (use the test decision table from Session 6).</w:t>
       </w:r>
     </w:p>
     <w:tbl>
@@ -14290,7 +14252,7 @@
                 <w:color w:val="055F56"/>
                 <w:sz w:val="21"/>
               </w:rPr>
-              <w:t>Before you present in Session 8</w:t>
+              <w:t>Before you submit in Session 8</w:t>
             </w:r>
           </w:p>
           <w:p>
@@ -14390,7 +14352,7 @@
               <w:rPr>
                 <w:sz w:val="19"/>
               </w:rPr>
-              <w:t>6-minute presentation prepared from this proposal and publication plan (6 slides).</w:t>
+              <w:t>6 slides prepared from this proposal and publication plan (everyone submits them; volunteers present them in 6 minutes).</w:t>
             </w:r>
           </w:p>
         </w:tc>
@@ -14497,7 +14459,7 @@
         <w:color w:val="04242F"/>
         <w:sz w:val="16"/>
       </w:rPr>
-      <w:t>Group research proposal</w:t>
+      <w:t>Research proposal</w:t>
     </w:r>
     <w:r>
       <w:tab/>

--- a/en/files/templates/Research_Proposal_Template.docx
+++ b/en/files/templates/Research_Proposal_Template.docx
@@ -27,7 +27,7 @@
         <w:t>Foundations of Clinical Research</w:t>
       </w:r>
       <w:r>
-        <w:t xml:space="preserve">  ·  Template version 1.0</w:t>
+        <w:t xml:space="preserve">  ·  Template version 1.1</w:t>
       </w:r>
     </w:p>
     <w:tbl>
@@ -342,7 +342,7 @@
               <w:rPr>
                 <w:sz w:val="19"/>
               </w:rPr>
-              <w:t>Each part is modelled live by the instructor in the proposal-builder segment of a session, and you write your own as homework: Part 1 (Sessions 1–2), Part 2 (Sessions 3–4), Part 3 (Sessions 5–6), Part 4 (Session 7). Everyone submits it in Session 8; about 5 volunteers also present it. Keep the finished proposal to about 6–8 pages.</w:t>
+              <w:t>In each proposal builder the instructor fills in one part for the running example, and you then write the same part for your own question at home: Part 1 in Sessions 1 and 2, Part 2 in Sessions 3 and 4, Part 3 in Sessions 5 and 6, Part 4 in Session 7. Everyone submits the proposal in Session 8. Keep it to about 6 to 8 pages.</w:t>
             </w:r>
           </w:p>
           <w:p>
@@ -362,14 +362,7 @@
               <w:rPr>
                 <w:sz w:val="19"/>
               </w:rPr>
-              <w:t xml:space="preserve">The shaded examples use the course running example: </w:t>
-            </w:r>
-            <w:r>
-              <w:rPr>
-                <w:i/>
-                <w:sz w:val="19"/>
-              </w:rPr>
-              <w:t>In adults with septic shock in the ICU, does a restrictive fluid strategy, compared with usual care, reduce 28-day mortality?</w:t>
+              <w:t>The shaded examples are those model answers, the same as on the slides. As on the slides, the running example (fluids in septic shock) changes version: Part 1 uses the pilot trial, Parts 2 and 4 the observational version (a retrospective cohort) and Part 3 the trial with 28-day mortality.</w:t>
             </w:r>
           </w:p>
           <w:p>
@@ -406,6 +399,17 @@
       </w:pPr>
       <w:r>
         <w:t>Part 1. Ask: the research question  (Sessions 1–2)</w:t>
+      </w:r>
+    </w:p>
+    <w:p>
+      <w:pPr>
+        <w:pStyle w:val="Guidance"/>
+      </w:pPr>
+      <w:r>
+        <w:rPr>
+          <w:i/>
+        </w:rPr>
+        <w:t>Running example in Part 1: the pilot trial (version A from Session 1).</w:t>
       </w:r>
     </w:p>
     <w:p>
@@ -424,7 +428,7 @@
         <w:rPr>
           <w:i/>
         </w:rPr>
-        <w:t>Build it from your PICO: 15–20 words saying who (population), what (intervention or exposure), which outcome and, ideally, the design. Avoid abbreviations and questions. It is a WORKING title: you will refine it in the publication plan (4.5) and it will become the title of your paper.</w:t>
+        <w:t>Build it from your PICO in 10 to 16 words: the population, the intervention or exposure, the comparison and, ideally, the design. No abbreviations and no questions. It is a WORKING title: you refine it in the publication plan (4.5). Written in Session 2.</w:t>
       </w:r>
     </w:p>
     <w:p>
@@ -443,7 +447,7 @@
         <w:rPr>
           <w:i/>
         </w:rPr>
-        <w:t>Restrictive versus usual fluid strategy and 28-day mortality in adults with septic shock: a pilot randomised trial in the ICU of [Institution].</w:t>
+        <w:t>Restrictive versus usual fluids in adults with septic shock: a pilot randomised trial</w:t>
       </w:r>
     </w:p>
     <w:tbl>
@@ -513,7 +517,7 @@
         <w:rPr>
           <w:i/>
         </w:rPr>
-        <w:t>150–250 words in four steps: (1) the problem and how big it is (numbers); (2) what is already known; (3) what is NOT known (the gap); (4) why answering it matters for your patients or unit. Cite your key references by number [1].</w:t>
+        <w:t>About 300 words in three paragraphs: what is known, what is not known (the gap), then your question and objectives. Cite every fact by number [1]. Never put your own data or results here: a local figure may appear only if it has been published, with its reference. Written in Session 2.</w:t>
       </w:r>
     </w:p>
     <w:p>
@@ -526,13 +530,51 @@
           <w:i w:val="0"/>
           <w:color w:val="055F56"/>
         </w:rPr>
-        <w:t xml:space="preserve">Example: </w:t>
+        <w:t xml:space="preserve">Example, known: </w:t>
       </w:r>
       <w:r>
         <w:rPr>
           <w:i/>
         </w:rPr>
-        <w:t>Septic shock is common in our ICU and many patients die within a month. Patients receive large volumes of fluid, and a positive fluid balance has been linked to higher mortality in cohort studies [2]. A small trial showed that limiting fluids is possible [1], but whether it saves lives is still unknown. Practice in our unit varies widely between doctors ...</w:t>
+        <w:t>septic shock is a common cause of ICU death. Early fluid resuscitation restores perfusion, but continued fluid often produces a positive fluid balance, which observational studies associate with higher mortality (e.g. Hyun 2023).</w:t>
+      </w:r>
+    </w:p>
+    <w:p>
+      <w:pPr>
+        <w:pStyle w:val="Example"/>
+      </w:pPr>
+      <w:r>
+        <w:rPr>
+          <w:b/>
+          <w:i w:val="0"/>
+          <w:color w:val="055F56"/>
+        </w:rPr>
+        <w:t xml:space="preserve">Example, not known: </w:t>
+      </w:r>
+      <w:r>
+        <w:rPr>
+          <w:i/>
+        </w:rPr>
+        <w:t>large trials of restrictive fluids (CLASSIC 2022; CLOVERS 2023) found no mortality difference, and a pilot targeting hidden “non-resuscitative” fluids (Boulet 2024) did not significantly reduce fluid balance at day 5. Whether a restrictive protocol reliably reduces fluid balance is still unclear.</w:t>
+      </w:r>
+    </w:p>
+    <w:p>
+      <w:pPr>
+        <w:pStyle w:val="Example"/>
+      </w:pPr>
+      <w:r>
+        <w:rPr>
+          <w:b/>
+          <w:i w:val="0"/>
+          <w:color w:val="055F56"/>
+        </w:rPr>
+        <w:t xml:space="preserve">Example, question and objectives: </w:t>
+      </w:r>
+      <w:r>
+        <w:rPr>
+          <w:i/>
+        </w:rPr>
+        <w:t>in adults with septic shock, does a restrictive fluid protocol, compared with usual care, reduce cumulative fluid balance at day 5? Primary objective: to compare day-5 fluid balance between the two groups.</w:t>
       </w:r>
     </w:p>
     <w:tbl>
@@ -575,7 +617,7 @@
                 <w:color w:val="6B7B84"/>
                 <w:sz w:val="19"/>
               </w:rPr>
-              <w:t>[Problem, what is known, the gap, why it matters]</w:t>
+              <w:t>[What is known, what is not known, your question and objectives]</w:t>
             </w:r>
           </w:p>
         </w:tc>
@@ -602,7 +644,7 @@
         <w:rPr>
           <w:i/>
         </w:rPr>
-        <w:t>Break your question into its parts. For observational studies, “I” is the exposure. T (time) is the time point at which the outcome is measured.</w:t>
+        <w:t>Break your question into its parts. For observational studies, “I” is the exposure (PECO). T (time) is the time point at which the outcome is measured.</w:t>
       </w:r>
     </w:p>
     <w:tbl>
@@ -824,7 +866,7 @@
                 <w:color w:val="6B7B84"/>
                 <w:sz w:val="19"/>
               </w:rPr>
-              <w:t>Adults (≥18 y) with septic shock in the ICU</w:t>
+              <w:t>Adults with septic shock within 24 h of starting vasopressors</w:t>
             </w:r>
           </w:p>
         </w:tc>
@@ -931,7 +973,7 @@
                 <w:color w:val="6B7B84"/>
                 <w:sz w:val="19"/>
               </w:rPr>
-              <w:t>Restrictive fluid strategy</w:t>
+              <w:t>Restrictive fluid protocol</w:t>
             </w:r>
           </w:p>
         </w:tc>
@@ -1141,7 +1183,7 @@
                 <w:color w:val="6B7B84"/>
                 <w:sz w:val="19"/>
               </w:rPr>
-              <w:t>All-cause mortality</w:t>
+              <w:t>Cumulative fluid balance (ml/kg)</w:t>
             </w:r>
           </w:p>
         </w:tc>
@@ -1240,7 +1282,7 @@
                 <w:color w:val="6B7B84"/>
                 <w:sz w:val="19"/>
               </w:rPr>
-              <w:t>At 28 days</w:t>
+              <w:t>At day 5</w:t>
             </w:r>
           </w:p>
         </w:tc>
@@ -1286,7 +1328,7 @@
         <w:rPr>
           <w:i/>
         </w:rPr>
-        <w:t>In adults with septic shock in the ICU, does a restrictive fluid strategy, compared with usual care, reduce 28-day mortality?</w:t>
+        <w:t>In adults with septic shock in your ICU, does a restrictive fluid protocol, compared with usual care, reduce cumulative fluid balance at day 5?</w:t>
       </w:r>
     </w:p>
     <w:tbl>
@@ -1356,7 +1398,7 @@
         <w:rPr>
           <w:i/>
         </w:rPr>
-        <w:t>Is the question worth answering and can you and your department answer it? Be honest: a “No” is a reason to narrow or change the question, not a failure.</w:t>
+        <w:t>Is the question worth answering, and can your department answer it? Give each letter a colour and a reason. Be honest: a red letter is a reason to narrow or change the question, not a failure.</w:t>
       </w:r>
     </w:p>
     <w:tbl>
@@ -1374,10 +1416,10 @@
       </w:tblPr>
       <w:tblGrid>
         <w:gridCol w:w="453"/>
-        <w:gridCol w:w="1360"/>
-        <w:gridCol w:w="3175"/>
-        <w:gridCol w:w="1644"/>
-        <w:gridCol w:w="2778"/>
+        <w:gridCol w:w="1247"/>
+        <w:gridCol w:w="2494"/>
+        <w:gridCol w:w="2608"/>
+        <w:gridCol w:w="2608"/>
       </w:tblGrid>
       <w:tr>
         <w:trPr>
@@ -1404,7 +1446,7 @@
         </w:tc>
         <w:tc>
           <w:tcPr>
-            <w:tcW w:type="dxa" w:w="1361"/>
+            <w:tcW w:type="dxa" w:w="1247"/>
             <w:tcBorders>
               <w:top w:val="single" w:sz="4" w:color="04242F"/>
               <w:left w:val="single" w:sz="4" w:color="04242F"/>
@@ -1430,7 +1472,7 @@
         </w:tc>
         <w:tc>
           <w:tcPr>
-            <w:tcW w:type="dxa" w:w="3175"/>
+            <w:tcW w:type="dxa" w:w="2494"/>
             <w:tcBorders>
               <w:top w:val="single" w:sz="4" w:color="04242F"/>
               <w:left w:val="single" w:sz="4" w:color="04242F"/>
@@ -1456,7 +1498,7 @@
         </w:tc>
         <w:tc>
           <w:tcPr>
-            <w:tcW w:type="dxa" w:w="1644"/>
+            <w:tcW w:type="dxa" w:w="2608"/>
             <w:tcBorders>
               <w:top w:val="single" w:sz="4" w:color="04242F"/>
               <w:left w:val="single" w:sz="4" w:color="04242F"/>
@@ -1476,13 +1518,13 @@
                 <w:color w:val="FFFFFF"/>
                 <w:sz w:val="19"/>
               </w:rPr>
-              <w:t>Yes / Partly / No</w:t>
-            </w:r>
-          </w:p>
-        </w:tc>
-        <w:tc>
-          <w:tcPr>
-            <w:tcW w:type="dxa" w:w="2778"/>
+              <w:t>Green / Amber / Red</w:t>
+            </w:r>
+          </w:p>
+        </w:tc>
+        <w:tc>
+          <w:tcPr>
+            <w:tcW w:type="dxa" w:w="2608"/>
             <w:tcBorders>
               <w:top w:val="single" w:sz="4" w:color="04242F"/>
               <w:left w:val="single" w:sz="4" w:color="04242F"/>
@@ -1538,7 +1580,7 @@
         </w:tc>
         <w:tc>
           <w:tcPr>
-            <w:tcW w:type="dxa" w:w="1361"/>
+            <w:tcW w:type="dxa" w:w="1247"/>
             <w:tcBorders>
               <w:top w:val="single" w:sz="4" w:color="D5DDE1"/>
               <w:left w:val="single" w:sz="4" w:color="D5DDE1"/>
@@ -1561,7 +1603,7 @@
         </w:tc>
         <w:tc>
           <w:tcPr>
-            <w:tcW w:type="dxa" w:w="3175"/>
+            <w:tcW w:type="dxa" w:w="2494"/>
             <w:tcBorders>
               <w:top w:val="single" w:sz="4" w:color="D5DDE1"/>
               <w:left w:val="single" w:sz="4" w:color="D5DDE1"/>
@@ -1584,7 +1626,7 @@
         </w:tc>
         <w:tc>
           <w:tcPr>
-            <w:tcW w:type="dxa" w:w="1644"/>
+            <w:tcW w:type="dxa" w:w="2608"/>
             <w:tcBorders>
               <w:top w:val="single" w:sz="4" w:color="D5DDE1"/>
               <w:left w:val="single" w:sz="4" w:color="D5DDE1"/>
@@ -1608,7 +1650,7 @@
               <w:rPr>
                 <w:sz w:val="19"/>
               </w:rPr>
-              <w:t xml:space="preserve"> Y  </w:t>
+              <w:t xml:space="preserve"> Green  </w:t>
             </w:r>
             <w:r>
               <w:rPr>
@@ -1621,7 +1663,7 @@
               <w:rPr>
                 <w:sz w:val="19"/>
               </w:rPr>
-              <w:t xml:space="preserve"> P  </w:t>
+              <w:t xml:space="preserve"> Amber  </w:t>
             </w:r>
             <w:r>
               <w:rPr>
@@ -1634,13 +1676,13 @@
               <w:rPr>
                 <w:sz w:val="19"/>
               </w:rPr>
-              <w:t xml:space="preserve"> N</w:t>
-            </w:r>
-          </w:p>
-        </w:tc>
-        <w:tc>
-          <w:tcPr>
-            <w:tcW w:type="dxa" w:w="2778"/>
+              <w:t xml:space="preserve"> Red</w:t>
+            </w:r>
+          </w:p>
+        </w:tc>
+        <w:tc>
+          <w:tcPr>
+            <w:tcW w:type="dxa" w:w="2608"/>
             <w:tcBorders>
               <w:top w:val="single" w:sz="4" w:color="D5DDE1"/>
               <w:left w:val="single" w:sz="4" w:color="D5DDE1"/>
@@ -1696,7 +1738,7 @@
         </w:tc>
         <w:tc>
           <w:tcPr>
-            <w:tcW w:type="dxa" w:w="1361"/>
+            <w:tcW w:type="dxa" w:w="1247"/>
             <w:tcBorders>
               <w:top w:val="single" w:sz="4" w:color="D5DDE1"/>
               <w:left w:val="single" w:sz="4" w:color="D5DDE1"/>
@@ -1720,7 +1762,7 @@
         </w:tc>
         <w:tc>
           <w:tcPr>
-            <w:tcW w:type="dxa" w:w="3175"/>
+            <w:tcW w:type="dxa" w:w="2494"/>
             <w:tcBorders>
               <w:top w:val="single" w:sz="4" w:color="D5DDE1"/>
               <w:left w:val="single" w:sz="4" w:color="D5DDE1"/>
@@ -1744,7 +1786,7 @@
         </w:tc>
         <w:tc>
           <w:tcPr>
-            <w:tcW w:type="dxa" w:w="1644"/>
+            <w:tcW w:type="dxa" w:w="2608"/>
             <w:tcBorders>
               <w:top w:val="single" w:sz="4" w:color="D5DDE1"/>
               <w:left w:val="single" w:sz="4" w:color="D5DDE1"/>
@@ -1769,7 +1811,7 @@
               <w:rPr>
                 <w:sz w:val="19"/>
               </w:rPr>
-              <w:t xml:space="preserve"> Y  </w:t>
+              <w:t xml:space="preserve"> Green  </w:t>
             </w:r>
             <w:r>
               <w:rPr>
@@ -1782,7 +1824,7 @@
               <w:rPr>
                 <w:sz w:val="19"/>
               </w:rPr>
-              <w:t xml:space="preserve"> P  </w:t>
+              <w:t xml:space="preserve"> Amber  </w:t>
             </w:r>
             <w:r>
               <w:rPr>
@@ -1795,13 +1837,13 @@
               <w:rPr>
                 <w:sz w:val="19"/>
               </w:rPr>
-              <w:t xml:space="preserve"> N</w:t>
-            </w:r>
-          </w:p>
-        </w:tc>
-        <w:tc>
-          <w:tcPr>
-            <w:tcW w:type="dxa" w:w="2778"/>
+              <w:t xml:space="preserve"> Red</w:t>
+            </w:r>
+          </w:p>
+        </w:tc>
+        <w:tc>
+          <w:tcPr>
+            <w:tcW w:type="dxa" w:w="2608"/>
             <w:tcBorders>
               <w:top w:val="single" w:sz="4" w:color="D5DDE1"/>
               <w:left w:val="single" w:sz="4" w:color="D5DDE1"/>
@@ -1857,7 +1899,7 @@
         </w:tc>
         <w:tc>
           <w:tcPr>
-            <w:tcW w:type="dxa" w:w="1361"/>
+            <w:tcW w:type="dxa" w:w="1247"/>
             <w:tcBorders>
               <w:top w:val="single" w:sz="4" w:color="D5DDE1"/>
               <w:left w:val="single" w:sz="4" w:color="D5DDE1"/>
@@ -1880,7 +1922,7 @@
         </w:tc>
         <w:tc>
           <w:tcPr>
-            <w:tcW w:type="dxa" w:w="3175"/>
+            <w:tcW w:type="dxa" w:w="2494"/>
             <w:tcBorders>
               <w:top w:val="single" w:sz="4" w:color="D5DDE1"/>
               <w:left w:val="single" w:sz="4" w:color="D5DDE1"/>
@@ -1903,7 +1945,7 @@
         </w:tc>
         <w:tc>
           <w:tcPr>
-            <w:tcW w:type="dxa" w:w="1644"/>
+            <w:tcW w:type="dxa" w:w="2608"/>
             <w:tcBorders>
               <w:top w:val="single" w:sz="4" w:color="D5DDE1"/>
               <w:left w:val="single" w:sz="4" w:color="D5DDE1"/>
@@ -1927,7 +1969,7 @@
               <w:rPr>
                 <w:sz w:val="19"/>
               </w:rPr>
-              <w:t xml:space="preserve"> Y  </w:t>
+              <w:t xml:space="preserve"> Green  </w:t>
             </w:r>
             <w:r>
               <w:rPr>
@@ -1940,7 +1982,7 @@
               <w:rPr>
                 <w:sz w:val="19"/>
               </w:rPr>
-              <w:t xml:space="preserve"> P  </w:t>
+              <w:t xml:space="preserve"> Amber  </w:t>
             </w:r>
             <w:r>
               <w:rPr>
@@ -1953,13 +1995,13 @@
               <w:rPr>
                 <w:sz w:val="19"/>
               </w:rPr>
-              <w:t xml:space="preserve"> N</w:t>
-            </w:r>
-          </w:p>
-        </w:tc>
-        <w:tc>
-          <w:tcPr>
-            <w:tcW w:type="dxa" w:w="2778"/>
+              <w:t xml:space="preserve"> Red</w:t>
+            </w:r>
+          </w:p>
+        </w:tc>
+        <w:tc>
+          <w:tcPr>
+            <w:tcW w:type="dxa" w:w="2608"/>
             <w:tcBorders>
               <w:top w:val="single" w:sz="4" w:color="D5DDE1"/>
               <w:left w:val="single" w:sz="4" w:color="D5DDE1"/>
@@ -2015,7 +2057,7 @@
         </w:tc>
         <w:tc>
           <w:tcPr>
-            <w:tcW w:type="dxa" w:w="1361"/>
+            <w:tcW w:type="dxa" w:w="1247"/>
             <w:tcBorders>
               <w:top w:val="single" w:sz="4" w:color="D5DDE1"/>
               <w:left w:val="single" w:sz="4" w:color="D5DDE1"/>
@@ -2039,7 +2081,7 @@
         </w:tc>
         <w:tc>
           <w:tcPr>
-            <w:tcW w:type="dxa" w:w="3175"/>
+            <w:tcW w:type="dxa" w:w="2494"/>
             <w:tcBorders>
               <w:top w:val="single" w:sz="4" w:color="D5DDE1"/>
               <w:left w:val="single" w:sz="4" w:color="D5DDE1"/>
@@ -2063,7 +2105,7 @@
         </w:tc>
         <w:tc>
           <w:tcPr>
-            <w:tcW w:type="dxa" w:w="1644"/>
+            <w:tcW w:type="dxa" w:w="2608"/>
             <w:tcBorders>
               <w:top w:val="single" w:sz="4" w:color="D5DDE1"/>
               <w:left w:val="single" w:sz="4" w:color="D5DDE1"/>
@@ -2088,7 +2130,7 @@
               <w:rPr>
                 <w:sz w:val="19"/>
               </w:rPr>
-              <w:t xml:space="preserve"> Y  </w:t>
+              <w:t xml:space="preserve"> Green  </w:t>
             </w:r>
             <w:r>
               <w:rPr>
@@ -2101,7 +2143,7 @@
               <w:rPr>
                 <w:sz w:val="19"/>
               </w:rPr>
-              <w:t xml:space="preserve"> P  </w:t>
+              <w:t xml:space="preserve"> Amber  </w:t>
             </w:r>
             <w:r>
               <w:rPr>
@@ -2114,13 +2156,13 @@
               <w:rPr>
                 <w:sz w:val="19"/>
               </w:rPr>
-              <w:t xml:space="preserve"> N</w:t>
-            </w:r>
-          </w:p>
-        </w:tc>
-        <w:tc>
-          <w:tcPr>
-            <w:tcW w:type="dxa" w:w="2778"/>
+              <w:t xml:space="preserve"> Red</w:t>
+            </w:r>
+          </w:p>
+        </w:tc>
+        <w:tc>
+          <w:tcPr>
+            <w:tcW w:type="dxa" w:w="2608"/>
             <w:tcBorders>
               <w:top w:val="single" w:sz="4" w:color="D5DDE1"/>
               <w:left w:val="single" w:sz="4" w:color="D5DDE1"/>
@@ -2175,7 +2217,7 @@
         </w:tc>
         <w:tc>
           <w:tcPr>
-            <w:tcW w:type="dxa" w:w="1361"/>
+            <w:tcW w:type="dxa" w:w="1247"/>
             <w:tcBorders>
               <w:top w:val="single" w:sz="4" w:color="D5DDE1"/>
               <w:left w:val="single" w:sz="4" w:color="D5DDE1"/>
@@ -2197,7 +2239,7 @@
         </w:tc>
         <w:tc>
           <w:tcPr>
-            <w:tcW w:type="dxa" w:w="3175"/>
+            <w:tcW w:type="dxa" w:w="2494"/>
             <w:tcBorders>
               <w:top w:val="single" w:sz="4" w:color="D5DDE1"/>
               <w:left w:val="single" w:sz="4" w:color="D5DDE1"/>
@@ -2219,7 +2261,7 @@
         </w:tc>
         <w:tc>
           <w:tcPr>
-            <w:tcW w:type="dxa" w:w="1644"/>
+            <w:tcW w:type="dxa" w:w="2608"/>
             <w:tcBorders>
               <w:top w:val="single" w:sz="4" w:color="D5DDE1"/>
               <w:left w:val="single" w:sz="4" w:color="D5DDE1"/>
@@ -2242,7 +2284,7 @@
               <w:rPr>
                 <w:sz w:val="19"/>
               </w:rPr>
-              <w:t xml:space="preserve"> Y  </w:t>
+              <w:t xml:space="preserve"> Green  </w:t>
             </w:r>
             <w:r>
               <w:rPr>
@@ -2255,7 +2297,7 @@
               <w:rPr>
                 <w:sz w:val="19"/>
               </w:rPr>
-              <w:t xml:space="preserve"> P  </w:t>
+              <w:t xml:space="preserve"> Amber  </w:t>
             </w:r>
             <w:r>
               <w:rPr>
@@ -2268,13 +2310,13 @@
               <w:rPr>
                 <w:sz w:val="19"/>
               </w:rPr>
-              <w:t xml:space="preserve"> N</w:t>
-            </w:r>
-          </w:p>
-        </w:tc>
-        <w:tc>
-          <w:tcPr>
-            <w:tcW w:type="dxa" w:w="2778"/>
+              <w:t xml:space="preserve"> Red</w:t>
+            </w:r>
+          </w:p>
+        </w:tc>
+        <w:tc>
+          <w:tcPr>
+            <w:tcW w:type="dxa" w:w="2608"/>
             <w:tcBorders>
               <w:top w:val="single" w:sz="4" w:color="D5DDE1"/>
               <w:left w:val="single" w:sz="4" w:color="D5DDE1"/>
@@ -2319,7 +2361,7 @@
         <w:rPr>
           <w:i/>
         </w:rPr>
-        <w:t>Feasible: partly. Our ICU admits about 15 patients with septic shock a month. A mortality trial would need several hundred patients, so we propose a pilot.</w:t>
+        <w:t>F green/amber (pilot of about 50 patients over 12–18 months) · I green · N amber to green (local setting, different protocol) · E amber (deferred or surrogate consent, Session 7) · R green.</w:t>
       </w:r>
     </w:p>
     <w:p>
@@ -2338,7 +2380,7 @@
         <w:rPr>
           <w:i/>
         </w:rPr>
-        <w:t>Aim = the overall purpose (one sentence). Objectives = 2–3 specific, measurable steps (start with a verb: to compare, to estimate, to describe). Hypothesis = what you expect, written so that it can be tested.</w:t>
+        <w:t>Aim = the overall purpose (one sentence). Objectives = 2–3 specific, measurable steps (start with a verb: to compare, to estimate, to describe), with the primary one marked. Hypothesis = H0 and H1 for the primary objective, with the same outcome and time point. A descriptive question needs no hypothesis.</w:t>
       </w:r>
     </w:p>
     <w:tbl>
@@ -2494,7 +2536,7 @@
                 <w:color w:val="04242F"/>
                 <w:sz w:val="20"/>
               </w:rPr>
-              <w:t>Hypothesis (H₁):</w:t>
+              <w:t>Null hypothesis (H₀):</w:t>
             </w:r>
           </w:p>
         </w:tc>
@@ -2512,7 +2554,7 @@
                 <w:color w:val="6B7B84"/>
                 <w:sz w:val="20"/>
               </w:rPr>
-              <w:t>[We expect that ...]</w:t>
+              <w:t>[There is no difference in ...]</w:t>
             </w:r>
           </w:p>
         </w:tc>
@@ -2532,7 +2574,7 @@
                 <w:color w:val="04242F"/>
                 <w:sz w:val="20"/>
               </w:rPr>
-              <w:t>Null hypothesis (H₀):</w:t>
+              <w:t>Hypothesis (H₁):</w:t>
             </w:r>
           </w:p>
         </w:tc>
@@ -2550,7 +2592,7 @@
                 <w:color w:val="6B7B84"/>
                 <w:sz w:val="20"/>
               </w:rPr>
-              <w:t>[There is no difference in ...]</w:t>
+              <w:t>[There is a difference in ...]</w:t>
             </w:r>
           </w:p>
         </w:tc>
@@ -2571,13 +2613,51 @@
           <w:i w:val="0"/>
           <w:color w:val="055F56"/>
         </w:rPr>
-        <w:t xml:space="preserve">Example: </w:t>
+        <w:t xml:space="preserve">Example, aim: </w:t>
       </w:r>
       <w:r>
         <w:rPr>
           <w:i/>
         </w:rPr>
-        <w:t>Primary objective: to compare 28-day mortality between patients managed with a restrictive fluid strategy and those receiving usual care. H₀: 28-day mortality does not differ between the two strategies.</w:t>
+        <w:t>To compare a restrictive fluid protocol with usual care in adults with septic shock in your ICU.</w:t>
+      </w:r>
+    </w:p>
+    <w:p>
+      <w:pPr>
+        <w:pStyle w:val="Example"/>
+      </w:pPr>
+      <w:r>
+        <w:rPr>
+          <w:b/>
+          <w:i w:val="0"/>
+          <w:color w:val="055F56"/>
+        </w:rPr>
+        <w:t xml:space="preserve">Example, objectives: </w:t>
+      </w:r>
+      <w:r>
+        <w:rPr>
+          <w:i/>
+        </w:rPr>
+        <w:t>(Primary) To compare cumulative fluid balance (ml/kg) at day 5 between groups. To estimate recruitment rate and protocol adherence (feasibility). To describe 28-day mortality and kidney injury needing dialysis in each group (exploratory).</w:t>
+      </w:r>
+    </w:p>
+    <w:p>
+      <w:pPr>
+        <w:pStyle w:val="Example"/>
+      </w:pPr>
+      <w:r>
+        <w:rPr>
+          <w:b/>
+          <w:i w:val="0"/>
+          <w:color w:val="055F56"/>
+        </w:rPr>
+        <w:t xml:space="preserve">Example, hypothesis: </w:t>
+      </w:r>
+      <w:r>
+        <w:rPr>
+          <w:i/>
+        </w:rPr>
+        <w:t>H0: cumulative fluid balance at day 5 is the same in both groups. H1: it differs.</w:t>
       </w:r>
     </w:p>
     <w:p>
@@ -2596,7 +2676,7 @@
         <w:rPr>
           <w:i/>
         </w:rPr>
-        <w:t>The five most relevant papers from your Literature Review Worksheet, in Vancouver style (numbered in the order they are cited).</w:t>
+        <w:t>The five most relevant papers from your PubMed search in Session 2 (literature review worksheet), in Vancouver style, numbered in the order they are cited.</w:t>
       </w:r>
     </w:p>
     <w:p>
@@ -2616,6 +2696,17 @@
           <w:i/>
         </w:rPr>
         <w:t>Boulet N, Quenot J-P, Serrand C, et al. Impact on fluid balance of an optimized restrictive strategy targeting non-resuscitative fluids in intensive care patients with septic shock: a single-blind, multicenter, randomized, controlled, pilot study. Crit Care. 2024;28:429. doi:10.1186/s13054-024-05155-z</w:t>
+      </w:r>
+    </w:p>
+    <w:p>
+      <w:pPr>
+        <w:pStyle w:val="Guidance"/>
+      </w:pPr>
+      <w:r>
+        <w:rPr>
+          <w:i/>
+        </w:rPr>
+        <w:t>The other four model references from Session 2: Hyun 2023 (cohort), CLASSIC 2022 and CLOVERS 2023 (large trials), and the Surviving Sepsis Campaign guidelines 2021.</w:t>
       </w:r>
     </w:p>
     <w:p>
@@ -2688,6 +2779,17 @@
     </w:p>
     <w:p>
       <w:pPr>
+        <w:pStyle w:val="Guidance"/>
+      </w:pPr>
+      <w:r>
+        <w:rPr>
+          <w:i/>
+        </w:rPr>
+        <w:t>Running example in Part 2: the observational version, a retrospective cohort of fluid balance and 28-day mortality.</w:t>
+      </w:r>
+    </w:p>
+    <w:p>
+      <w:pPr>
         <w:pStyle w:val="Heading2"/>
       </w:pPr>
       <w:r>
@@ -2702,7 +2804,7 @@
         <w:rPr>
           <w:i/>
         </w:rPr>
-        <w:t>Tick one design, then explain in 2–3 sentences why it is the best feasible design for your question (use the design decision tree from Session 3).</w:t>
+        <w:t>Tick one design, then explain in 3 to 5 sentences why it is the best feasible design for your question (use the design decision tree from Session 3). Say whether you may write “caused” or only “associated with”.</w:t>
       </w:r>
     </w:p>
     <w:p>
@@ -2809,7 +2911,7 @@
         <w:rPr>
           <w:i/>
         </w:rPr>
-        <w:t>A pilot randomised controlled trial, because randomisation balances illness severity between groups (sicker patients receive more fluid: confounding by indication) and a pilot tells us whether a full trial is feasible.</w:t>
+        <w:t>Retrospective cohort. Our question is about the effect of a fluid strategy on death; an RCT is the ideal design but is not feasible for one ICU without funding. Existing charts record daily fluid input and output, severity scores and outcomes, so a cohort can estimate the association between a positive fluid balance and death, and give the effect size for a future trial. We will say “associated with”, not “caused”.</w:t>
       </w:r>
     </w:p>
     <w:tbl>
@@ -2879,7 +2981,26 @@
         <w:rPr>
           <w:i/>
         </w:rPr>
-        <w:t>Where (unit, number of beds, type of hospital) and when (study period).</w:t>
+        <w:t>Where (type of unit and hospital), when (study period) and which data source.</w:t>
+      </w:r>
+    </w:p>
+    <w:p>
+      <w:pPr>
+        <w:pStyle w:val="Example"/>
+      </w:pPr>
+      <w:r>
+        <w:rPr>
+          <w:b/>
+          <w:i w:val="0"/>
+          <w:color w:val="055F56"/>
+        </w:rPr>
+        <w:t xml:space="preserve">Example: </w:t>
+      </w:r>
+      <w:r>
+        <w:rPr>
+          <w:i/>
+        </w:rPr>
+        <w:t>Adult mixed ICU of one teaching hospital; patients admitted over 3 calendar years; data from the electronic chart and the ICU register.</w:t>
       </w:r>
     </w:p>
     <w:tbl>
@@ -2949,7 +3070,7 @@
         <w:rPr>
           <w:i/>
         </w:rPr>
-        <w:t>Inclusion criteria define who CAN enter; exclusion criteria remove people who meet the inclusion criteria but should not take part (safety, impossible to measure the outcome...).</w:t>
+        <w:t>3 to 5 inclusion criteria (your P, made measurable) and 3 to 5 exclusion criteria, each with a reason. Exclusion criteria remove people who meet the inclusion criteria but should not take part. They are not the inclusion criteria written in the negative.</w:t>
       </w:r>
     </w:p>
     <w:tbl>
@@ -3052,7 +3173,7 @@
                 <w:color w:val="6B7B84"/>
                 <w:sz w:val="19"/>
               </w:rPr>
-              <w:t>Age ≥ 18 years</w:t>
+              <w:t>Age 18 or over</w:t>
             </w:r>
           </w:p>
         </w:tc>
@@ -3077,7 +3198,7 @@
                 <w:color w:val="6B7B84"/>
                 <w:sz w:val="19"/>
               </w:rPr>
-              <w:t>Renal replacement therapy already started</w:t>
+              <w:t>Chronic dialysis (the fluid balance cannot be interpreted)</w:t>
             </w:r>
           </w:p>
         </w:tc>
@@ -3108,7 +3229,7 @@
                 <w:color w:val="6B7B84"/>
                 <w:sz w:val="19"/>
               </w:rPr>
-              <w:t>Septic shock (Sepsis-3 definition) within 24 h of starting vasopressors</w:t>
+              <w:t>Septic shock (Sepsis-3 definition) on ICU admission</w:t>
             </w:r>
           </w:p>
         </w:tc>
@@ -3134,7 +3255,119 @@
                 <w:color w:val="6B7B84"/>
                 <w:sz w:val="19"/>
               </w:rPr>
-              <w:t>Pregnancy; expected death within 24 h</w:t>
+              <w:t>Transfer from another ICU after more than 24 h (early fluid not recorded here)</w:t>
+            </w:r>
+          </w:p>
+        </w:tc>
+      </w:tr>
+      <w:tr>
+        <w:trPr>
+          <w:cantSplit w:val="true"/>
+        </w:trPr>
+        <w:tc>
+          <w:tcPr>
+            <w:tcW w:type="dxa" w:w="4706"/>
+            <w:tcBorders>
+              <w:top w:val="single" w:sz="4" w:color="D5DDE1"/>
+              <w:left w:val="single" w:sz="4" w:color="D5DDE1"/>
+              <w:bottom w:val="single" w:sz="4" w:color="D5DDE1"/>
+              <w:right w:val="single" w:sz="4" w:color="D5DDE1"/>
+            </w:tcBorders>
+          </w:tcPr>
+          <w:p>
+            <w:pPr>
+              <w:keepNext/>
+              <w:spacing w:after="0" w:line="252" w:lineRule="auto"/>
+            </w:pPr>
+            <w:r>
+              <w:rPr>
+                <w:i/>
+                <w:color w:val="6B7B84"/>
+                <w:sz w:val="19"/>
+              </w:rPr>
+              <w:t>Vasopressor started within 24 h of admission</w:t>
+            </w:r>
+          </w:p>
+        </w:tc>
+        <w:tc>
+          <w:tcPr>
+            <w:tcW w:type="dxa" w:w="4706"/>
+            <w:tcBorders>
+              <w:top w:val="single" w:sz="4" w:color="D5DDE1"/>
+              <w:left w:val="single" w:sz="4" w:color="D5DDE1"/>
+              <w:bottom w:val="single" w:sz="4" w:color="D5DDE1"/>
+              <w:right w:val="single" w:sz="4" w:color="D5DDE1"/>
+            </w:tcBorders>
+          </w:tcPr>
+          <w:p>
+            <w:pPr>
+              <w:keepNext/>
+              <w:spacing w:after="0" w:line="252" w:lineRule="auto"/>
+            </w:pPr>
+            <w:r>
+              <w:rPr>
+                <w:i/>
+                <w:color w:val="6B7B84"/>
+                <w:sz w:val="19"/>
+              </w:rPr>
+              <w:t>Treatment-limitation decision within 24 h</w:t>
+            </w:r>
+          </w:p>
+        </w:tc>
+      </w:tr>
+      <w:tr>
+        <w:trPr>
+          <w:cantSplit w:val="true"/>
+        </w:trPr>
+        <w:tc>
+          <w:tcPr>
+            <w:tcW w:type="dxa" w:w="4706"/>
+            <w:tcBorders>
+              <w:top w:val="single" w:sz="4" w:color="D5DDE1"/>
+              <w:left w:val="single" w:sz="4" w:color="D5DDE1"/>
+              <w:bottom w:val="single" w:sz="4" w:color="D5DDE1"/>
+              <w:right w:val="single" w:sz="4" w:color="D5DDE1"/>
+            </w:tcBorders>
+            <w:shd w:val="clear" w:color="auto" w:fill="F5F9FA"/>
+          </w:tcPr>
+          <w:p>
+            <w:pPr>
+              <w:keepNext/>
+              <w:spacing w:after="0" w:line="252" w:lineRule="auto"/>
+            </w:pPr>
+            <w:r>
+              <w:rPr>
+                <w:i/>
+                <w:color w:val="6B7B84"/>
+                <w:sz w:val="19"/>
+              </w:rPr>
+              <w:t>ICU stay of 72 h or more</w:t>
+            </w:r>
+          </w:p>
+        </w:tc>
+        <w:tc>
+          <w:tcPr>
+            <w:tcW w:type="dxa" w:w="4706"/>
+            <w:tcBorders>
+              <w:top w:val="single" w:sz="4" w:color="D5DDE1"/>
+              <w:left w:val="single" w:sz="4" w:color="D5DDE1"/>
+              <w:bottom w:val="single" w:sz="4" w:color="D5DDE1"/>
+              <w:right w:val="single" w:sz="4" w:color="D5DDE1"/>
+            </w:tcBorders>
+            <w:shd w:val="clear" w:color="auto" w:fill="F5F9FA"/>
+          </w:tcPr>
+          <w:p>
+            <w:pPr>
+              <w:keepNext/>
+              <w:spacing w:after="0" w:line="252" w:lineRule="auto"/>
+            </w:pPr>
+            <w:r>
+              <w:rPr>
+                <w:i/>
+                <w:color w:val="6B7B84"/>
+                <w:sz w:val="19"/>
+              </w:rPr>
+              <w:t>Missing fluid charts on days 1-3</w:t>
             </w:r>
           </w:p>
         </w:tc>
@@ -3437,6 +3670,25 @@
     </w:p>
     <w:p>
       <w:pPr>
+        <w:pStyle w:val="Example"/>
+      </w:pPr>
+      <w:r>
+        <w:rPr>
+          <w:b/>
+          <w:i w:val="0"/>
+          <w:color w:val="055F56"/>
+        </w:rPr>
+        <w:t xml:space="preserve">Example: </w:t>
+      </w:r>
+      <w:r>
+        <w:rPr>
+          <w:i/>
+        </w:rPr>
+        <w:t>Exposure: positive cumulative fluid balance (ml/kg) at 72 h after ICU admission. Comparator: zero or negative cumulative balance at 72 h.</w:t>
+      </w:r>
+    </w:p>
+    <w:p>
+      <w:pPr>
         <w:pStyle w:val="Heading2"/>
       </w:pPr>
       <w:r>
@@ -3451,7 +3703,7 @@
         <w:rPr>
           <w:i/>
         </w:rPr>
-        <w:t>ONE primary outcome (it decides the sample size) and a few secondary outcomes. For each: how it is measured and when.</w:t>
+        <w:t>ONE primary outcome (it decides the sample size) and 2 or 3 secondary outcomes. For each: what, how it is measured and when.</w:t>
       </w:r>
     </w:p>
     <w:tbl>
@@ -3633,7 +3885,7 @@
                 <w:color w:val="6B7B84"/>
                 <w:sz w:val="19"/>
               </w:rPr>
-              <w:t>All-cause mortality</w:t>
+              <w:t>Death from any cause</w:t>
             </w:r>
           </w:p>
         </w:tc>
@@ -3658,7 +3910,7 @@
                 <w:color w:val="6B7B84"/>
                 <w:sz w:val="19"/>
               </w:rPr>
-              <w:t>Alive / dead, from medical records or phone call</w:t>
+              <w:t>Hospital record (phone call if discharged)</w:t>
             </w:r>
           </w:p>
         </w:tc>
@@ -3683,7 +3935,7 @@
                 <w:color w:val="6B7B84"/>
                 <w:sz w:val="19"/>
               </w:rPr>
-              <w:t>Day 28</w:t>
+              <w:t>By day 28 after ICU admission</w:t>
             </w:r>
           </w:p>
         </w:tc>
@@ -3714,7 +3966,7 @@
                 <w:color w:val="04242F"/>
                 <w:sz w:val="19"/>
               </w:rPr>
-              <w:t>Primary</w:t>
+              <w:t>Secondary</w:t>
             </w:r>
           </w:p>
         </w:tc>
@@ -3740,7 +3992,7 @@
                 <w:color w:val="6B7B84"/>
                 <w:sz w:val="19"/>
               </w:rPr>
-              <w:t>[Outcome]</w:t>
+              <w:t>Acute kidney injury</w:t>
             </w:r>
           </w:p>
         </w:tc>
@@ -3766,7 +4018,7 @@
                 <w:color w:val="6B7B84"/>
                 <w:sz w:val="19"/>
               </w:rPr>
-              <w:t>[Definition]</w:t>
+              <w:t>KDIGO criteria</w:t>
             </w:r>
           </w:p>
         </w:tc>
@@ -3792,7 +4044,7 @@
                 <w:color w:val="6B7B84"/>
                 <w:sz w:val="19"/>
               </w:rPr>
-              <w:t>[Time point]</w:t>
+              <w:t>By day 7</w:t>
             </w:r>
           </w:p>
         </w:tc>
@@ -3847,7 +4099,7 @@
                 <w:color w:val="6B7B84"/>
                 <w:sz w:val="19"/>
               </w:rPr>
-              <w:t>[Outcome]</w:t>
+              <w:t>Days alive and free of mechanical ventilation</w:t>
             </w:r>
           </w:p>
         </w:tc>
@@ -3872,7 +4124,7 @@
                 <w:color w:val="6B7B84"/>
                 <w:sz w:val="19"/>
               </w:rPr>
-              <w:t>[Definition]</w:t>
+              <w:t>ICU chart</w:t>
             </w:r>
           </w:p>
         </w:tc>
@@ -3897,7 +4149,7 @@
                 <w:color w:val="6B7B84"/>
                 <w:sz w:val="19"/>
               </w:rPr>
-              <w:t>[Time point]</w:t>
+              <w:t>By day 28</w:t>
             </w:r>
           </w:p>
         </w:tc>
@@ -3919,6 +4171,7 @@
           </w:tcPr>
           <w:p>
             <w:pPr>
+              <w:keepNext/>
               <w:spacing w:after="0" w:line="252" w:lineRule="auto"/>
             </w:pPr>
             <w:r>
@@ -3944,6 +4197,7 @@
           </w:tcPr>
           <w:p>
             <w:pPr>
+              <w:keepNext/>
               <w:spacing w:after="0" w:line="252" w:lineRule="auto"/>
             </w:pPr>
             <w:r>
@@ -3952,7 +4206,7 @@
                 <w:color w:val="6B7B84"/>
                 <w:sz w:val="19"/>
               </w:rPr>
-              <w:t>[Outcome]</w:t>
+              <w:t>ICU length of stay</w:t>
             </w:r>
           </w:p>
         </w:tc>
@@ -3969,6 +4223,7 @@
           </w:tcPr>
           <w:p>
             <w:pPr>
+              <w:keepNext/>
               <w:spacing w:after="0" w:line="252" w:lineRule="auto"/>
             </w:pPr>
             <w:r>
@@ -3977,7 +4232,7 @@
                 <w:color w:val="6B7B84"/>
                 <w:sz w:val="19"/>
               </w:rPr>
-              <w:t>[Definition]</w:t>
+              <w:t>ICU register</w:t>
             </w:r>
           </w:p>
         </w:tc>
@@ -3991,6 +4246,322 @@
               <w:right w:val="single" w:sz="4" w:color="D5DDE1"/>
             </w:tcBorders>
             <w:shd w:val="clear" w:color="auto" w:fill="F5F9FA"/>
+          </w:tcPr>
+          <w:p>
+            <w:pPr>
+              <w:keepNext/>
+              <w:spacing w:after="0" w:line="252" w:lineRule="auto"/>
+            </w:pPr>
+            <w:r>
+              <w:rPr>
+                <w:i/>
+                <w:color w:val="6B7B84"/>
+                <w:sz w:val="19"/>
+              </w:rPr>
+              <w:t>At ICU discharge</w:t>
+            </w:r>
+          </w:p>
+        </w:tc>
+      </w:tr>
+      <w:tr>
+        <w:trPr>
+          <w:cantSplit w:val="true"/>
+        </w:trPr>
+        <w:tc>
+          <w:tcPr>
+            <w:tcW w:type="dxa" w:w="1361"/>
+            <w:tcBorders>
+              <w:top w:val="single" w:sz="4" w:color="D5DDE1"/>
+              <w:left w:val="single" w:sz="4" w:color="D5DDE1"/>
+              <w:bottom w:val="single" w:sz="4" w:color="D5DDE1"/>
+              <w:right w:val="single" w:sz="4" w:color="D5DDE1"/>
+            </w:tcBorders>
+          </w:tcPr>
+          <w:p>
+            <w:pPr>
+              <w:keepNext/>
+              <w:spacing w:after="0" w:line="252" w:lineRule="auto"/>
+            </w:pPr>
+            <w:r>
+              <w:rPr>
+                <w:b/>
+                <w:color w:val="04242F"/>
+                <w:sz w:val="19"/>
+              </w:rPr>
+              <w:t>Primary</w:t>
+            </w:r>
+          </w:p>
+        </w:tc>
+        <w:tc>
+          <w:tcPr>
+            <w:tcW w:type="dxa" w:w="2494"/>
+            <w:tcBorders>
+              <w:top w:val="single" w:sz="4" w:color="D5DDE1"/>
+              <w:left w:val="single" w:sz="4" w:color="D5DDE1"/>
+              <w:bottom w:val="single" w:sz="4" w:color="D5DDE1"/>
+              <w:right w:val="single" w:sz="4" w:color="D5DDE1"/>
+            </w:tcBorders>
+          </w:tcPr>
+          <w:p>
+            <w:pPr>
+              <w:keepNext/>
+              <w:spacing w:after="0" w:line="252" w:lineRule="auto"/>
+            </w:pPr>
+            <w:r>
+              <w:rPr>
+                <w:i/>
+                <w:color w:val="6B7B84"/>
+                <w:sz w:val="19"/>
+              </w:rPr>
+              <w:t>[Outcome]</w:t>
+            </w:r>
+          </w:p>
+        </w:tc>
+        <w:tc>
+          <w:tcPr>
+            <w:tcW w:type="dxa" w:w="3855"/>
+            <w:tcBorders>
+              <w:top w:val="single" w:sz="4" w:color="D5DDE1"/>
+              <w:left w:val="single" w:sz="4" w:color="D5DDE1"/>
+              <w:bottom w:val="single" w:sz="4" w:color="D5DDE1"/>
+              <w:right w:val="single" w:sz="4" w:color="D5DDE1"/>
+            </w:tcBorders>
+          </w:tcPr>
+          <w:p>
+            <w:pPr>
+              <w:keepNext/>
+              <w:spacing w:after="0" w:line="252" w:lineRule="auto"/>
+            </w:pPr>
+            <w:r>
+              <w:rPr>
+                <w:i/>
+                <w:color w:val="6B7B84"/>
+                <w:sz w:val="19"/>
+              </w:rPr>
+              <w:t>[Definition]</w:t>
+            </w:r>
+          </w:p>
+        </w:tc>
+        <w:tc>
+          <w:tcPr>
+            <w:tcW w:type="dxa" w:w="1701"/>
+            <w:tcBorders>
+              <w:top w:val="single" w:sz="4" w:color="D5DDE1"/>
+              <w:left w:val="single" w:sz="4" w:color="D5DDE1"/>
+              <w:bottom w:val="single" w:sz="4" w:color="D5DDE1"/>
+              <w:right w:val="single" w:sz="4" w:color="D5DDE1"/>
+            </w:tcBorders>
+          </w:tcPr>
+          <w:p>
+            <w:pPr>
+              <w:keepNext/>
+              <w:spacing w:after="0" w:line="252" w:lineRule="auto"/>
+            </w:pPr>
+            <w:r>
+              <w:rPr>
+                <w:i/>
+                <w:color w:val="6B7B84"/>
+                <w:sz w:val="19"/>
+              </w:rPr>
+              <w:t>[Time point]</w:t>
+            </w:r>
+          </w:p>
+        </w:tc>
+      </w:tr>
+      <w:tr>
+        <w:trPr>
+          <w:cantSplit w:val="true"/>
+        </w:trPr>
+        <w:tc>
+          <w:tcPr>
+            <w:tcW w:type="dxa" w:w="1361"/>
+            <w:tcBorders>
+              <w:top w:val="single" w:sz="4" w:color="D5DDE1"/>
+              <w:left w:val="single" w:sz="4" w:color="D5DDE1"/>
+              <w:bottom w:val="single" w:sz="4" w:color="D5DDE1"/>
+              <w:right w:val="single" w:sz="4" w:color="D5DDE1"/>
+            </w:tcBorders>
+            <w:shd w:val="clear" w:color="auto" w:fill="F5F9FA"/>
+          </w:tcPr>
+          <w:p>
+            <w:pPr>
+              <w:keepNext/>
+              <w:spacing w:after="0" w:line="252" w:lineRule="auto"/>
+            </w:pPr>
+            <w:r>
+              <w:rPr>
+                <w:b/>
+                <w:color w:val="04242F"/>
+                <w:sz w:val="19"/>
+              </w:rPr>
+              <w:t>Secondary</w:t>
+            </w:r>
+          </w:p>
+        </w:tc>
+        <w:tc>
+          <w:tcPr>
+            <w:tcW w:type="dxa" w:w="2494"/>
+            <w:tcBorders>
+              <w:top w:val="single" w:sz="4" w:color="D5DDE1"/>
+              <w:left w:val="single" w:sz="4" w:color="D5DDE1"/>
+              <w:bottom w:val="single" w:sz="4" w:color="D5DDE1"/>
+              <w:right w:val="single" w:sz="4" w:color="D5DDE1"/>
+            </w:tcBorders>
+            <w:shd w:val="clear" w:color="auto" w:fill="F5F9FA"/>
+          </w:tcPr>
+          <w:p>
+            <w:pPr>
+              <w:keepNext/>
+              <w:spacing w:after="0" w:line="252" w:lineRule="auto"/>
+            </w:pPr>
+            <w:r>
+              <w:rPr>
+                <w:i/>
+                <w:color w:val="6B7B84"/>
+                <w:sz w:val="19"/>
+              </w:rPr>
+              <w:t>[Outcome]</w:t>
+            </w:r>
+          </w:p>
+        </w:tc>
+        <w:tc>
+          <w:tcPr>
+            <w:tcW w:type="dxa" w:w="3855"/>
+            <w:tcBorders>
+              <w:top w:val="single" w:sz="4" w:color="D5DDE1"/>
+              <w:left w:val="single" w:sz="4" w:color="D5DDE1"/>
+              <w:bottom w:val="single" w:sz="4" w:color="D5DDE1"/>
+              <w:right w:val="single" w:sz="4" w:color="D5DDE1"/>
+            </w:tcBorders>
+            <w:shd w:val="clear" w:color="auto" w:fill="F5F9FA"/>
+          </w:tcPr>
+          <w:p>
+            <w:pPr>
+              <w:keepNext/>
+              <w:spacing w:after="0" w:line="252" w:lineRule="auto"/>
+            </w:pPr>
+            <w:r>
+              <w:rPr>
+                <w:i/>
+                <w:color w:val="6B7B84"/>
+                <w:sz w:val="19"/>
+              </w:rPr>
+              <w:t>[Definition]</w:t>
+            </w:r>
+          </w:p>
+        </w:tc>
+        <w:tc>
+          <w:tcPr>
+            <w:tcW w:type="dxa" w:w="1701"/>
+            <w:tcBorders>
+              <w:top w:val="single" w:sz="4" w:color="D5DDE1"/>
+              <w:left w:val="single" w:sz="4" w:color="D5DDE1"/>
+              <w:bottom w:val="single" w:sz="4" w:color="D5DDE1"/>
+              <w:right w:val="single" w:sz="4" w:color="D5DDE1"/>
+            </w:tcBorders>
+            <w:shd w:val="clear" w:color="auto" w:fill="F5F9FA"/>
+          </w:tcPr>
+          <w:p>
+            <w:pPr>
+              <w:keepNext/>
+              <w:spacing w:after="0" w:line="252" w:lineRule="auto"/>
+            </w:pPr>
+            <w:r>
+              <w:rPr>
+                <w:i/>
+                <w:color w:val="6B7B84"/>
+                <w:sz w:val="19"/>
+              </w:rPr>
+              <w:t>[Time point]</w:t>
+            </w:r>
+          </w:p>
+        </w:tc>
+      </w:tr>
+      <w:tr>
+        <w:trPr>
+          <w:cantSplit w:val="true"/>
+        </w:trPr>
+        <w:tc>
+          <w:tcPr>
+            <w:tcW w:type="dxa" w:w="1361"/>
+            <w:tcBorders>
+              <w:top w:val="single" w:sz="4" w:color="D5DDE1"/>
+              <w:left w:val="single" w:sz="4" w:color="D5DDE1"/>
+              <w:bottom w:val="single" w:sz="4" w:color="D5DDE1"/>
+              <w:right w:val="single" w:sz="4" w:color="D5DDE1"/>
+            </w:tcBorders>
+          </w:tcPr>
+          <w:p>
+            <w:pPr>
+              <w:spacing w:after="0" w:line="252" w:lineRule="auto"/>
+            </w:pPr>
+            <w:r>
+              <w:rPr>
+                <w:b/>
+                <w:color w:val="04242F"/>
+                <w:sz w:val="19"/>
+              </w:rPr>
+              <w:t>Secondary</w:t>
+            </w:r>
+          </w:p>
+        </w:tc>
+        <w:tc>
+          <w:tcPr>
+            <w:tcW w:type="dxa" w:w="2494"/>
+            <w:tcBorders>
+              <w:top w:val="single" w:sz="4" w:color="D5DDE1"/>
+              <w:left w:val="single" w:sz="4" w:color="D5DDE1"/>
+              <w:bottom w:val="single" w:sz="4" w:color="D5DDE1"/>
+              <w:right w:val="single" w:sz="4" w:color="D5DDE1"/>
+            </w:tcBorders>
+          </w:tcPr>
+          <w:p>
+            <w:pPr>
+              <w:spacing w:after="0" w:line="252" w:lineRule="auto"/>
+            </w:pPr>
+            <w:r>
+              <w:rPr>
+                <w:i/>
+                <w:color w:val="6B7B84"/>
+                <w:sz w:val="19"/>
+              </w:rPr>
+              <w:t>[Outcome]</w:t>
+            </w:r>
+          </w:p>
+        </w:tc>
+        <w:tc>
+          <w:tcPr>
+            <w:tcW w:type="dxa" w:w="3855"/>
+            <w:tcBorders>
+              <w:top w:val="single" w:sz="4" w:color="D5DDE1"/>
+              <w:left w:val="single" w:sz="4" w:color="D5DDE1"/>
+              <w:bottom w:val="single" w:sz="4" w:color="D5DDE1"/>
+              <w:right w:val="single" w:sz="4" w:color="D5DDE1"/>
+            </w:tcBorders>
+          </w:tcPr>
+          <w:p>
+            <w:pPr>
+              <w:spacing w:after="0" w:line="252" w:lineRule="auto"/>
+            </w:pPr>
+            <w:r>
+              <w:rPr>
+                <w:i/>
+                <w:color w:val="6B7B84"/>
+                <w:sz w:val="19"/>
+              </w:rPr>
+              <w:t>[Definition]</w:t>
+            </w:r>
+          </w:p>
+        </w:tc>
+        <w:tc>
+          <w:tcPr>
+            <w:tcW w:type="dxa" w:w="1701"/>
+            <w:tcBorders>
+              <w:top w:val="single" w:sz="4" w:color="D5DDE1"/>
+              <w:left w:val="single" w:sz="4" w:color="D5DDE1"/>
+              <w:bottom w:val="single" w:sz="4" w:color="D5DDE1"/>
+              <w:right w:val="single" w:sz="4" w:color="D5DDE1"/>
+            </w:tcBorders>
           </w:tcPr>
           <w:p>
             <w:pPr>
@@ -4029,7 +4600,7 @@
         <w:rPr>
           <w:i/>
         </w:rPr>
-        <w:t>Name 2–3 biases that could give a wrong answer in YOUR study and what you will do about each one (randomisation, blinding, matching, adjustment, standard definitions, training ...).</w:t>
+        <w:t>Bias and confounding are taught in Session 4, and this section is modelled in Proposal builder 4. Name 2–3 biases that could give a wrong answer in YOUR study and a concrete step against each (randomisation, blinding, matching, adjustment, standard definitions, double checks).</w:t>
       </w:r>
     </w:p>
     <w:tbl>
@@ -4184,7 +4755,7 @@
                 <w:color w:val="6B7B84"/>
                 <w:sz w:val="19"/>
               </w:rPr>
-              <w:t>Sicker patients receive more fluid AND die more</w:t>
+              <w:t>Sicker patients receive more fluid</w:t>
             </w:r>
           </w:p>
         </w:tc>
@@ -4209,7 +4780,7 @@
                 <w:color w:val="6B7B84"/>
                 <w:sz w:val="19"/>
               </w:rPr>
-              <w:t>Randomise; record SOFA and lactate to check balance</w:t>
+              <w:t>Record SOFA score, lactate, vasopressor dose, age and comorbidity at admission and adjust or match</w:t>
             </w:r>
           </w:p>
         </w:tc>
@@ -4240,7 +4811,7 @@
                 <w:color w:val="6B7B84"/>
                 <w:sz w:val="19"/>
               </w:rPr>
-              <w:t>Observer (information) bias</w:t>
+              <w:t>Selection bias</w:t>
             </w:r>
           </w:p>
         </w:tc>
@@ -4266,7 +4837,7 @@
                 <w:color w:val="6B7B84"/>
                 <w:sz w:val="19"/>
               </w:rPr>
-              <w:t>Staff who know the group may record fluids differently</w:t>
+              <w:t>Requiring 72 h of ICU stay excludes early deaths</w:t>
             </w:r>
           </w:p>
         </w:tc>
@@ -4292,7 +4863,7 @@
                 <w:color w:val="6B7B84"/>
                 <w:sz w:val="19"/>
               </w:rPr>
-              <w:t>Standard fluid chart; outcome (death) is objective</w:t>
+              <w:t>State it as a limitation and report how many were excluded and why</w:t>
             </w:r>
           </w:p>
         </w:tc>
@@ -4322,7 +4893,7 @@
                 <w:color w:val="6B7B84"/>
                 <w:sz w:val="19"/>
               </w:rPr>
-              <w:t>[Bias 1]</w:t>
+              <w:t>Information bias</w:t>
             </w:r>
           </w:p>
         </w:tc>
@@ -4347,7 +4918,7 @@
                 <w:color w:val="6B7B84"/>
                 <w:sz w:val="19"/>
               </w:rPr>
-              <w:t>[Effect]</w:t>
+              <w:t>Incomplete fluid charts, missing night-time urine output</w:t>
             </w:r>
           </w:p>
         </w:tc>
@@ -4372,7 +4943,7 @@
                 <w:color w:val="6B7B84"/>
                 <w:sz w:val="19"/>
               </w:rPr>
-              <w:t>[Action]</w:t>
+              <w:t>Pre-specified definitions, two data collectors with a double-entry check on a 10% sample</w:t>
             </w:r>
           </w:p>
         </w:tc>
@@ -4403,7 +4974,7 @@
                 <w:color w:val="6B7B84"/>
                 <w:sz w:val="19"/>
               </w:rPr>
-              <w:t>[Bias 2]</w:t>
+              <w:t>[Bias 1]</w:t>
             </w:r>
           </w:p>
         </w:tc>
@@ -4484,7 +5055,7 @@
                 <w:color w:val="6B7B84"/>
                 <w:sz w:val="19"/>
               </w:rPr>
-              <w:t>[Bias 3]</w:t>
+              <w:t>[Bias 2]</w:t>
             </w:r>
           </w:p>
         </w:tc>
@@ -4538,12 +5109,47 @@
         </w:tc>
       </w:tr>
     </w:tbl>
+    <w:p>
+      <w:pPr>
+        <w:spacing w:after="0" w:line="80" w:lineRule="exact"/>
+      </w:pPr>
+    </w:p>
+    <w:p>
+      <w:pPr>
+        <w:pStyle w:val="Example"/>
+      </w:pPr>
+      <w:r>
+        <w:rPr>
+          <w:b/>
+          <w:i w:val="0"/>
+          <w:color w:val="055F56"/>
+        </w:rPr>
+        <w:t xml:space="preserve">Example, claim: </w:t>
+      </w:r>
+      <w:r>
+        <w:rPr>
+          <w:i/>
+        </w:rPr>
+        <w:t>“associated with” (observational design).</w:t>
+      </w:r>
+    </w:p>
     <w:p>
       <w:pPr>
         <w:pStyle w:val="Heading1"/>
       </w:pPr>
       <w:r>
         <w:t>Part 3. Measure: data and analysis  (Sessions 5–6)</w:t>
+      </w:r>
+    </w:p>
+    <w:p>
+      <w:pPr>
+        <w:pStyle w:val="Guidance"/>
+      </w:pPr>
+      <w:r>
+        <w:rPr>
+          <w:i/>
+        </w:rPr>
+        <w:t>Running example in Part 3: the trial of restrictive versus usual fluids, with death by day 28 as the primary outcome.</w:t>
       </w:r>
     </w:p>
     <w:p>
@@ -4562,7 +5168,7 @@
         <w:rPr>
           <w:i/>
         </w:rPr>
-        <w:t>List every variable you need: the outcome, the exposure/intervention, the main confounders and a few descriptive variables. Type: continuous, binary, categorical (nominal or ordinal), date.</w:t>
+        <w:t>List every variable you need: the outcome, the exposure or intervention, 3 to 5 confounders and a few descriptive variables, each with how it is measured and its type (continuous, binary, nominal, ordinal, date).</w:t>
       </w:r>
     </w:p>
     <w:tbl>
@@ -4579,11 +5185,10 @@
         <w:tblLook w:firstColumn="1" w:firstRow="1" w:lastColumn="0" w:lastRow="0" w:noHBand="0" w:noVBand="1" w:val="04A0"/>
       </w:tblPr>
       <w:tblGrid>
-        <w:gridCol w:w="2381"/>
-        <w:gridCol w:w="1474"/>
-        <w:gridCol w:w="1644"/>
-        <w:gridCol w:w="2041"/>
-        <w:gridCol w:w="1871"/>
+        <w:gridCol w:w="1927"/>
+        <w:gridCol w:w="2608"/>
+        <w:gridCol w:w="2721"/>
+        <w:gridCol w:w="2154"/>
       </w:tblGrid>
       <w:tr>
         <w:trPr>
@@ -4592,7 +5197,7 @@
         </w:trPr>
         <w:tc>
           <w:tcPr>
-            <w:tcW w:type="dxa" w:w="2381"/>
+            <w:tcW w:type="dxa" w:w="1928"/>
             <w:tcBorders>
               <w:top w:val="single" w:sz="4" w:color="04242F"/>
               <w:left w:val="single" w:sz="4" w:color="04242F"/>
@@ -4611,13 +5216,13 @@
                 <w:color w:val="FFFFFF"/>
                 <w:sz w:val="19"/>
               </w:rPr>
-              <w:t>Variable</w:t>
-            </w:r>
-          </w:p>
-        </w:tc>
-        <w:tc>
-          <w:tcPr>
-            <w:tcW w:type="dxa" w:w="1474"/>
+              <w:t>Role</w:t>
+            </w:r>
+          </w:p>
+        </w:tc>
+        <w:tc>
+          <w:tcPr>
+            <w:tcW w:type="dxa" w:w="2608"/>
             <w:tcBorders>
               <w:top w:val="single" w:sz="4" w:color="04242F"/>
               <w:left w:val="single" w:sz="4" w:color="04242F"/>
@@ -4636,13 +5241,13 @@
                 <w:color w:val="FFFFFF"/>
                 <w:sz w:val="19"/>
               </w:rPr>
-              <w:t>Role</w:t>
-            </w:r>
-          </w:p>
-        </w:tc>
-        <w:tc>
-          <w:tcPr>
-            <w:tcW w:type="dxa" w:w="1644"/>
+              <w:t>Variable</w:t>
+            </w:r>
+          </w:p>
+        </w:tc>
+        <w:tc>
+          <w:tcPr>
+            <w:tcW w:type="dxa" w:w="2721"/>
             <w:tcBorders>
               <w:top w:val="single" w:sz="4" w:color="04242F"/>
               <w:left w:val="single" w:sz="4" w:color="04242F"/>
@@ -4661,13 +5266,13 @@
                 <w:color w:val="FFFFFF"/>
                 <w:sz w:val="19"/>
               </w:rPr>
-              <w:t>Type</w:t>
-            </w:r>
-          </w:p>
-        </w:tc>
-        <w:tc>
-          <w:tcPr>
-            <w:tcW w:type="dxa" w:w="2041"/>
+              <w:t>How measured</w:t>
+            </w:r>
+          </w:p>
+        </w:tc>
+        <w:tc>
+          <w:tcPr>
+            <w:tcW w:type="dxa" w:w="2154"/>
             <w:tcBorders>
               <w:top w:val="single" w:sz="4" w:color="04242F"/>
               <w:left w:val="single" w:sz="4" w:color="04242F"/>
@@ -4686,32 +5291,7 @@
                 <w:color w:val="FFFFFF"/>
                 <w:sz w:val="19"/>
               </w:rPr>
-              <w:t>Unit or categories</w:t>
-            </w:r>
-          </w:p>
-        </w:tc>
-        <w:tc>
-          <w:tcPr>
-            <w:tcW w:type="dxa" w:w="1871"/>
-            <w:tcBorders>
-              <w:top w:val="single" w:sz="4" w:color="04242F"/>
-              <w:left w:val="single" w:sz="4" w:color="04242F"/>
-              <w:bottom w:val="single" w:sz="4" w:color="04242F"/>
-              <w:right w:val="single" w:sz="4" w:color="04242F"/>
-            </w:tcBorders>
-            <w:shd w:val="clear" w:color="auto" w:fill="04242F"/>
-          </w:tcPr>
-          <w:p>
-            <w:pPr>
-              <w:spacing w:after="0"/>
-            </w:pPr>
-            <w:r>
-              <w:rPr>
-                <w:b/>
-                <w:color w:val="FFFFFF"/>
-                <w:sz w:val="19"/>
-              </w:rPr>
-              <w:t>Source</w:t>
+              <w:t>Type</w:t>
             </w:r>
           </w:p>
         </w:tc>
@@ -4722,7 +5302,7 @@
         </w:trPr>
         <w:tc>
           <w:tcPr>
-            <w:tcW w:type="dxa" w:w="2381"/>
+            <w:tcW w:type="dxa" w:w="1928"/>
             <w:tcBorders>
               <w:top w:val="single" w:sz="4" w:color="D5DDE1"/>
               <w:left w:val="single" w:sz="4" w:color="D5DDE1"/>
@@ -4740,13 +5320,13 @@
                 <w:color w:val="6B7B84"/>
                 <w:sz w:val="19"/>
               </w:rPr>
-              <w:t>28-day mortality</w:t>
-            </w:r>
-          </w:p>
-        </w:tc>
-        <w:tc>
-          <w:tcPr>
-            <w:tcW w:type="dxa" w:w="1474"/>
+              <w:t>Primary outcome</w:t>
+            </w:r>
+          </w:p>
+        </w:tc>
+        <w:tc>
+          <w:tcPr>
+            <w:tcW w:type="dxa" w:w="2608"/>
             <w:tcBorders>
               <w:top w:val="single" w:sz="4" w:color="D5DDE1"/>
               <w:left w:val="single" w:sz="4" w:color="D5DDE1"/>
@@ -4764,13 +5344,13 @@
                 <w:color w:val="6B7B84"/>
                 <w:sz w:val="19"/>
               </w:rPr>
-              <w:t>Outcome</w:t>
-            </w:r>
-          </w:p>
-        </w:tc>
-        <w:tc>
-          <w:tcPr>
-            <w:tcW w:type="dxa" w:w="1644"/>
+              <w:t>Death by day 28</w:t>
+            </w:r>
+          </w:p>
+        </w:tc>
+        <w:tc>
+          <w:tcPr>
+            <w:tcW w:type="dxa" w:w="2721"/>
             <w:tcBorders>
               <w:top w:val="single" w:sz="4" w:color="D5DDE1"/>
               <w:left w:val="single" w:sz="4" w:color="D5DDE1"/>
@@ -4788,13 +5368,13 @@
                 <w:color w:val="6B7B84"/>
                 <w:sz w:val="19"/>
               </w:rPr>
-              <w:t>Binary</w:t>
-            </w:r>
-          </w:p>
-        </w:tc>
-        <w:tc>
-          <w:tcPr>
-            <w:tcW w:type="dxa" w:w="2041"/>
+              <w:t>Hospital records / phone call at day 28</w:t>
+            </w:r>
+          </w:p>
+        </w:tc>
+        <w:tc>
+          <w:tcPr>
+            <w:tcW w:type="dxa" w:w="2154"/>
             <w:tcBorders>
               <w:top w:val="single" w:sz="4" w:color="D5DDE1"/>
               <w:left w:val="single" w:sz="4" w:color="D5DDE1"/>
@@ -4812,31 +5392,7 @@
                 <w:color w:val="6B7B84"/>
                 <w:sz w:val="19"/>
               </w:rPr>
-              <w:t>0 = alive, 1 = dead</w:t>
-            </w:r>
-          </w:p>
-        </w:tc>
-        <w:tc>
-          <w:tcPr>
-            <w:tcW w:type="dxa" w:w="1871"/>
-            <w:tcBorders>
-              <w:top w:val="single" w:sz="4" w:color="D5DDE1"/>
-              <w:left w:val="single" w:sz="4" w:color="D5DDE1"/>
-              <w:bottom w:val="single" w:sz="4" w:color="D5DDE1"/>
-              <w:right w:val="single" w:sz="4" w:color="D5DDE1"/>
-            </w:tcBorders>
-          </w:tcPr>
-          <w:p>
-            <w:pPr>
-              <w:spacing w:after="0" w:line="252" w:lineRule="auto"/>
-            </w:pPr>
-            <w:r>
-              <w:rPr>
-                <w:i/>
-                <w:color w:val="6B7B84"/>
-                <w:sz w:val="19"/>
-              </w:rPr>
-              <w:t>Medical record / phone</w:t>
+              <w:t>Binary</w:t>
             </w:r>
           </w:p>
         </w:tc>
@@ -4847,7 +5403,7 @@
         </w:trPr>
         <w:tc>
           <w:tcPr>
-            <w:tcW w:type="dxa" w:w="2381"/>
+            <w:tcW w:type="dxa" w:w="1928"/>
             <w:tcBorders>
               <w:top w:val="single" w:sz="4" w:color="D5DDE1"/>
               <w:left w:val="single" w:sz="4" w:color="D5DDE1"/>
@@ -4866,13 +5422,13 @@
                 <w:color w:val="6B7B84"/>
                 <w:sz w:val="19"/>
               </w:rPr>
-              <w:t>Cumulative fluid balance</w:t>
-            </w:r>
-          </w:p>
-        </w:tc>
-        <w:tc>
-          <w:tcPr>
-            <w:tcW w:type="dxa" w:w="1474"/>
+              <w:t>Secondary outcome</w:t>
+            </w:r>
+          </w:p>
+        </w:tc>
+        <w:tc>
+          <w:tcPr>
+            <w:tcW w:type="dxa" w:w="2608"/>
             <w:tcBorders>
               <w:top w:val="single" w:sz="4" w:color="D5DDE1"/>
               <w:left w:val="single" w:sz="4" w:color="D5DDE1"/>
@@ -4891,13 +5447,13 @@
                 <w:color w:val="6B7B84"/>
                 <w:sz w:val="19"/>
               </w:rPr>
-              <w:t>Exposure</w:t>
-            </w:r>
-          </w:p>
-        </w:tc>
-        <w:tc>
-          <w:tcPr>
-            <w:tcW w:type="dxa" w:w="1644"/>
+              <w:t>Cumulative fluid balance at day 5</w:t>
+            </w:r>
+          </w:p>
+        </w:tc>
+        <w:tc>
+          <w:tcPr>
+            <w:tcW w:type="dxa" w:w="2721"/>
             <w:tcBorders>
               <w:top w:val="single" w:sz="4" w:color="D5DDE1"/>
               <w:left w:val="single" w:sz="4" w:color="D5DDE1"/>
@@ -4916,13 +5472,13 @@
                 <w:color w:val="6B7B84"/>
                 <w:sz w:val="19"/>
               </w:rPr>
-              <w:t>Continuous</w:t>
-            </w:r>
-          </w:p>
-        </w:tc>
-        <w:tc>
-          <w:tcPr>
-            <w:tcW w:type="dxa" w:w="2041"/>
+              <w:t>Fluid charts, ml/kg of admission weight</w:t>
+            </w:r>
+          </w:p>
+        </w:tc>
+        <w:tc>
+          <w:tcPr>
+            <w:tcW w:type="dxa" w:w="2154"/>
             <w:tcBorders>
               <w:top w:val="single" w:sz="4" w:color="D5DDE1"/>
               <w:left w:val="single" w:sz="4" w:color="D5DDE1"/>
@@ -4941,32 +5497,7 @@
                 <w:color w:val="6B7B84"/>
                 <w:sz w:val="19"/>
               </w:rPr>
-              <w:t>ml/kg</w:t>
-            </w:r>
-          </w:p>
-        </w:tc>
-        <w:tc>
-          <w:tcPr>
-            <w:tcW w:type="dxa" w:w="1871"/>
-            <w:tcBorders>
-              <w:top w:val="single" w:sz="4" w:color="D5DDE1"/>
-              <w:left w:val="single" w:sz="4" w:color="D5DDE1"/>
-              <w:bottom w:val="single" w:sz="4" w:color="D5DDE1"/>
-              <w:right w:val="single" w:sz="4" w:color="D5DDE1"/>
-            </w:tcBorders>
-            <w:shd w:val="clear" w:color="auto" w:fill="F5F9FA"/>
-          </w:tcPr>
-          <w:p>
-            <w:pPr>
-              <w:spacing w:after="0" w:line="252" w:lineRule="auto"/>
-            </w:pPr>
-            <w:r>
-              <w:rPr>
-                <w:i/>
-                <w:color w:val="6B7B84"/>
-                <w:sz w:val="19"/>
-              </w:rPr>
-              <w:t>Fluid chart</w:t>
+              <w:t>Continuous</w:t>
             </w:r>
           </w:p>
         </w:tc>
@@ -4977,7 +5508,7 @@
         </w:trPr>
         <w:tc>
           <w:tcPr>
-            <w:tcW w:type="dxa" w:w="2381"/>
+            <w:tcW w:type="dxa" w:w="1928"/>
             <w:tcBorders>
               <w:top w:val="single" w:sz="4" w:color="D5DDE1"/>
               <w:left w:val="single" w:sz="4" w:color="D5DDE1"/>
@@ -4995,13 +5526,13 @@
                 <w:color w:val="6B7B84"/>
                 <w:sz w:val="19"/>
               </w:rPr>
-              <w:t>SOFA score</w:t>
-            </w:r>
-          </w:p>
-        </w:tc>
-        <w:tc>
-          <w:tcPr>
-            <w:tcW w:type="dxa" w:w="1474"/>
+              <w:t>Intervention</w:t>
+            </w:r>
+          </w:p>
+        </w:tc>
+        <w:tc>
+          <w:tcPr>
+            <w:tcW w:type="dxa" w:w="2608"/>
             <w:tcBorders>
               <w:top w:val="single" w:sz="4" w:color="D5DDE1"/>
               <w:left w:val="single" w:sz="4" w:color="D5DDE1"/>
@@ -5019,13 +5550,13 @@
                 <w:color w:val="6B7B84"/>
                 <w:sz w:val="19"/>
               </w:rPr>
-              <w:t>Confounder</w:t>
-            </w:r>
-          </w:p>
-        </w:tc>
-        <w:tc>
-          <w:tcPr>
-            <w:tcW w:type="dxa" w:w="1644"/>
+              <w:t>Restrictive vs usual fluid strategy</w:t>
+            </w:r>
+          </w:p>
+        </w:tc>
+        <w:tc>
+          <w:tcPr>
+            <w:tcW w:type="dxa" w:w="2721"/>
             <w:tcBorders>
               <w:top w:val="single" w:sz="4" w:color="D5DDE1"/>
               <w:left w:val="single" w:sz="4" w:color="D5DDE1"/>
@@ -5043,13 +5574,13 @@
                 <w:color w:val="6B7B84"/>
                 <w:sz w:val="19"/>
               </w:rPr>
-              <w:t>Ordinal / discrete</w:t>
-            </w:r>
-          </w:p>
-        </w:tc>
-        <w:tc>
-          <w:tcPr>
-            <w:tcW w:type="dxa" w:w="2041"/>
+              <w:t>Randomised allocation</w:t>
+            </w:r>
+          </w:p>
+        </w:tc>
+        <w:tc>
+          <w:tcPr>
+            <w:tcW w:type="dxa" w:w="2154"/>
             <w:tcBorders>
               <w:top w:val="single" w:sz="4" w:color="D5DDE1"/>
               <w:left w:val="single" w:sz="4" w:color="D5DDE1"/>
@@ -5067,31 +5598,7 @@
                 <w:color w:val="6B7B84"/>
                 <w:sz w:val="19"/>
               </w:rPr>
-              <w:t>0–24 points</w:t>
-            </w:r>
-          </w:p>
-        </w:tc>
-        <w:tc>
-          <w:tcPr>
-            <w:tcW w:type="dxa" w:w="1871"/>
-            <w:tcBorders>
-              <w:top w:val="single" w:sz="4" w:color="D5DDE1"/>
-              <w:left w:val="single" w:sz="4" w:color="D5DDE1"/>
-              <w:bottom w:val="single" w:sz="4" w:color="D5DDE1"/>
-              <w:right w:val="single" w:sz="4" w:color="D5DDE1"/>
-            </w:tcBorders>
-          </w:tcPr>
-          <w:p>
-            <w:pPr>
-              <w:spacing w:after="0" w:line="252" w:lineRule="auto"/>
-            </w:pPr>
-            <w:r>
-              <w:rPr>
-                <w:i/>
-                <w:color w:val="6B7B84"/>
-                <w:sz w:val="19"/>
-              </w:rPr>
-              <w:t>ICU chart</w:t>
+              <w:t>Binary</w:t>
             </w:r>
           </w:p>
         </w:tc>
@@ -5102,7 +5609,7 @@
         </w:trPr>
         <w:tc>
           <w:tcPr>
-            <w:tcW w:type="dxa" w:w="2381"/>
+            <w:tcW w:type="dxa" w:w="1928"/>
             <w:tcBorders>
               <w:top w:val="single" w:sz="4" w:color="D5DDE1"/>
               <w:left w:val="single" w:sz="4" w:color="D5DDE1"/>
@@ -5121,13 +5628,13 @@
                 <w:color w:val="6B7B84"/>
                 <w:sz w:val="19"/>
               </w:rPr>
-              <w:t>Lactate at admission</w:t>
-            </w:r>
-          </w:p>
-        </w:tc>
-        <w:tc>
-          <w:tcPr>
-            <w:tcW w:type="dxa" w:w="1474"/>
+              <w:t>Baseline / confounders</w:t>
+            </w:r>
+          </w:p>
+        </w:tc>
+        <w:tc>
+          <w:tcPr>
+            <w:tcW w:type="dxa" w:w="2608"/>
             <w:tcBorders>
               <w:top w:val="single" w:sz="4" w:color="D5DDE1"/>
               <w:left w:val="single" w:sz="4" w:color="D5DDE1"/>
@@ -5146,13 +5653,13 @@
                 <w:color w:val="6B7B84"/>
                 <w:sz w:val="19"/>
               </w:rPr>
-              <w:t>Confounder</w:t>
-            </w:r>
-          </w:p>
-        </w:tc>
-        <w:tc>
-          <w:tcPr>
-            <w:tcW w:type="dxa" w:w="1644"/>
+              <w:t>Age, SOFA score, lactate at admission, source of sepsis</w:t>
+            </w:r>
+          </w:p>
+        </w:tc>
+        <w:tc>
+          <w:tcPr>
+            <w:tcW w:type="dxa" w:w="2721"/>
             <w:tcBorders>
               <w:top w:val="single" w:sz="4" w:color="D5DDE1"/>
               <w:left w:val="single" w:sz="4" w:color="D5DDE1"/>
@@ -5171,13 +5678,13 @@
                 <w:color w:val="6B7B84"/>
                 <w:sz w:val="19"/>
               </w:rPr>
-              <w:t>Continuous</w:t>
-            </w:r>
-          </w:p>
-        </w:tc>
-        <w:tc>
-          <w:tcPr>
-            <w:tcW w:type="dxa" w:w="2041"/>
+              <w:t>CRF at ICU admission</w:t>
+            </w:r>
+          </w:p>
+        </w:tc>
+        <w:tc>
+          <w:tcPr>
+            <w:tcW w:type="dxa" w:w="2154"/>
             <w:tcBorders>
               <w:top w:val="single" w:sz="4" w:color="D5DDE1"/>
               <w:left w:val="single" w:sz="4" w:color="D5DDE1"/>
@@ -5196,32 +5703,7 @@
                 <w:color w:val="6B7B84"/>
                 <w:sz w:val="19"/>
               </w:rPr>
-              <w:t>mmol/L</w:t>
-            </w:r>
-          </w:p>
-        </w:tc>
-        <w:tc>
-          <w:tcPr>
-            <w:tcW w:type="dxa" w:w="1871"/>
-            <w:tcBorders>
-              <w:top w:val="single" w:sz="4" w:color="D5DDE1"/>
-              <w:left w:val="single" w:sz="4" w:color="D5DDE1"/>
-              <w:bottom w:val="single" w:sz="4" w:color="D5DDE1"/>
-              <w:right w:val="single" w:sz="4" w:color="D5DDE1"/>
-            </w:tcBorders>
-            <w:shd w:val="clear" w:color="auto" w:fill="F5F9FA"/>
-          </w:tcPr>
-          <w:p>
-            <w:pPr>
-              <w:spacing w:after="0" w:line="252" w:lineRule="auto"/>
-            </w:pPr>
-            <w:r>
-              <w:rPr>
-                <w:i/>
-                <w:color w:val="6B7B84"/>
-                <w:sz w:val="19"/>
-              </w:rPr>
-              <w:t>Laboratory</w:t>
+              <w:t>Continuous, ordinal-like score, continuous, nominal</w:t>
             </w:r>
           </w:p>
         </w:tc>
@@ -5232,7 +5714,7 @@
         </w:trPr>
         <w:tc>
           <w:tcPr>
-            <w:tcW w:type="dxa" w:w="2381"/>
+            <w:tcW w:type="dxa" w:w="1928"/>
             <w:tcBorders>
               <w:top w:val="single" w:sz="4" w:color="D5DDE1"/>
               <w:left w:val="single" w:sz="4" w:color="D5DDE1"/>
@@ -5250,13 +5732,13 @@
                 <w:color w:val="6B7B84"/>
                 <w:sz w:val="19"/>
               </w:rPr>
-              <w:t>[Variable]</w:t>
-            </w:r>
-          </w:p>
-        </w:tc>
-        <w:tc>
-          <w:tcPr>
-            <w:tcW w:type="dxa" w:w="1474"/>
+              <w:t>[Role]</w:t>
+            </w:r>
+          </w:p>
+        </w:tc>
+        <w:tc>
+          <w:tcPr>
+            <w:tcW w:type="dxa" w:w="2608"/>
             <w:tcBorders>
               <w:top w:val="single" w:sz="4" w:color="D5DDE1"/>
               <w:left w:val="single" w:sz="4" w:color="D5DDE1"/>
@@ -5274,13 +5756,13 @@
                 <w:color w:val="6B7B84"/>
                 <w:sz w:val="19"/>
               </w:rPr>
-              <w:t>[Role]</w:t>
-            </w:r>
-          </w:p>
-        </w:tc>
-        <w:tc>
-          <w:tcPr>
-            <w:tcW w:type="dxa" w:w="1644"/>
+              <w:t>[Variable]</w:t>
+            </w:r>
+          </w:p>
+        </w:tc>
+        <w:tc>
+          <w:tcPr>
+            <w:tcW w:type="dxa" w:w="2721"/>
             <w:tcBorders>
               <w:top w:val="single" w:sz="4" w:color="D5DDE1"/>
               <w:left w:val="single" w:sz="4" w:color="D5DDE1"/>
@@ -5298,13 +5780,13 @@
                 <w:color w:val="6B7B84"/>
                 <w:sz w:val="19"/>
               </w:rPr>
-              <w:t>[Type]</w:t>
-            </w:r>
-          </w:p>
-        </w:tc>
-        <w:tc>
-          <w:tcPr>
-            <w:tcW w:type="dxa" w:w="2041"/>
+              <w:t>[How measured]</w:t>
+            </w:r>
+          </w:p>
+        </w:tc>
+        <w:tc>
+          <w:tcPr>
+            <w:tcW w:type="dxa" w:w="2154"/>
             <w:tcBorders>
               <w:top w:val="single" w:sz="4" w:color="D5DDE1"/>
               <w:left w:val="single" w:sz="4" w:color="D5DDE1"/>
@@ -5322,31 +5804,7 @@
                 <w:color w:val="6B7B84"/>
                 <w:sz w:val="19"/>
               </w:rPr>
-              <w:t>[Unit]</w:t>
-            </w:r>
-          </w:p>
-        </w:tc>
-        <w:tc>
-          <w:tcPr>
-            <w:tcW w:type="dxa" w:w="1871"/>
-            <w:tcBorders>
-              <w:top w:val="single" w:sz="4" w:color="D5DDE1"/>
-              <w:left w:val="single" w:sz="4" w:color="D5DDE1"/>
-              <w:bottom w:val="single" w:sz="4" w:color="D5DDE1"/>
-              <w:right w:val="single" w:sz="4" w:color="D5DDE1"/>
-            </w:tcBorders>
-          </w:tcPr>
-          <w:p>
-            <w:pPr>
-              <w:spacing w:after="0" w:line="252" w:lineRule="auto"/>
-            </w:pPr>
-            <w:r>
-              <w:rPr>
-                <w:i/>
-                <w:color w:val="6B7B84"/>
-                <w:sz w:val="19"/>
-              </w:rPr>
-              <w:t>[Source]</w:t>
+              <w:t>[Type]</w:t>
             </w:r>
           </w:p>
         </w:tc>
@@ -5357,7 +5815,7 @@
         </w:trPr>
         <w:tc>
           <w:tcPr>
-            <w:tcW w:type="dxa" w:w="2381"/>
+            <w:tcW w:type="dxa" w:w="1928"/>
             <w:tcBorders>
               <w:top w:val="single" w:sz="4" w:color="D5DDE1"/>
               <w:left w:val="single" w:sz="4" w:color="D5DDE1"/>
@@ -5376,13 +5834,13 @@
                 <w:color w:val="6B7B84"/>
                 <w:sz w:val="19"/>
               </w:rPr>
-              <w:t>[Variable]</w:t>
-            </w:r>
-          </w:p>
-        </w:tc>
-        <w:tc>
-          <w:tcPr>
-            <w:tcW w:type="dxa" w:w="1474"/>
+              <w:t>[Role]</w:t>
+            </w:r>
+          </w:p>
+        </w:tc>
+        <w:tc>
+          <w:tcPr>
+            <w:tcW w:type="dxa" w:w="2608"/>
             <w:tcBorders>
               <w:top w:val="single" w:sz="4" w:color="D5DDE1"/>
               <w:left w:val="single" w:sz="4" w:color="D5DDE1"/>
@@ -5401,13 +5859,13 @@
                 <w:color w:val="6B7B84"/>
                 <w:sz w:val="19"/>
               </w:rPr>
-              <w:t>[Role]</w:t>
-            </w:r>
-          </w:p>
-        </w:tc>
-        <w:tc>
-          <w:tcPr>
-            <w:tcW w:type="dxa" w:w="1644"/>
+              <w:t>[Variable]</w:t>
+            </w:r>
+          </w:p>
+        </w:tc>
+        <w:tc>
+          <w:tcPr>
+            <w:tcW w:type="dxa" w:w="2721"/>
             <w:tcBorders>
               <w:top w:val="single" w:sz="4" w:color="D5DDE1"/>
               <w:left w:val="single" w:sz="4" w:color="D5DDE1"/>
@@ -5426,13 +5884,13 @@
                 <w:color w:val="6B7B84"/>
                 <w:sz w:val="19"/>
               </w:rPr>
-              <w:t>[Type]</w:t>
-            </w:r>
-          </w:p>
-        </w:tc>
-        <w:tc>
-          <w:tcPr>
-            <w:tcW w:type="dxa" w:w="2041"/>
+              <w:t>[How measured]</w:t>
+            </w:r>
+          </w:p>
+        </w:tc>
+        <w:tc>
+          <w:tcPr>
+            <w:tcW w:type="dxa" w:w="2154"/>
             <w:tcBorders>
               <w:top w:val="single" w:sz="4" w:color="D5DDE1"/>
               <w:left w:val="single" w:sz="4" w:color="D5DDE1"/>
@@ -5451,32 +5909,7 @@
                 <w:color w:val="6B7B84"/>
                 <w:sz w:val="19"/>
               </w:rPr>
-              <w:t>[Unit]</w:t>
-            </w:r>
-          </w:p>
-        </w:tc>
-        <w:tc>
-          <w:tcPr>
-            <w:tcW w:type="dxa" w:w="1871"/>
-            <w:tcBorders>
-              <w:top w:val="single" w:sz="4" w:color="D5DDE1"/>
-              <w:left w:val="single" w:sz="4" w:color="D5DDE1"/>
-              <w:bottom w:val="single" w:sz="4" w:color="D5DDE1"/>
-              <w:right w:val="single" w:sz="4" w:color="D5DDE1"/>
-            </w:tcBorders>
-            <w:shd w:val="clear" w:color="auto" w:fill="F5F9FA"/>
-          </w:tcPr>
-          <w:p>
-            <w:pPr>
-              <w:spacing w:after="0" w:line="252" w:lineRule="auto"/>
-            </w:pPr>
-            <w:r>
-              <w:rPr>
-                <w:i/>
-                <w:color w:val="6B7B84"/>
-                <w:sz w:val="19"/>
-              </w:rPr>
-              <w:t>[Source]</w:t>
+              <w:t>[Type]</w:t>
             </w:r>
           </w:p>
         </w:tc>
@@ -5487,7 +5920,7 @@
         </w:trPr>
         <w:tc>
           <w:tcPr>
-            <w:tcW w:type="dxa" w:w="2381"/>
+            <w:tcW w:type="dxa" w:w="1928"/>
             <w:tcBorders>
               <w:top w:val="single" w:sz="4" w:color="D5DDE1"/>
               <w:left w:val="single" w:sz="4" w:color="D5DDE1"/>
@@ -5505,13 +5938,13 @@
                 <w:color w:val="6B7B84"/>
                 <w:sz w:val="19"/>
               </w:rPr>
-              <w:t>[Variable]</w:t>
-            </w:r>
-          </w:p>
-        </w:tc>
-        <w:tc>
-          <w:tcPr>
-            <w:tcW w:type="dxa" w:w="1474"/>
+              <w:t>[Role]</w:t>
+            </w:r>
+          </w:p>
+        </w:tc>
+        <w:tc>
+          <w:tcPr>
+            <w:tcW w:type="dxa" w:w="2608"/>
             <w:tcBorders>
               <w:top w:val="single" w:sz="4" w:color="D5DDE1"/>
               <w:left w:val="single" w:sz="4" w:color="D5DDE1"/>
@@ -5529,13 +5962,13 @@
                 <w:color w:val="6B7B84"/>
                 <w:sz w:val="19"/>
               </w:rPr>
-              <w:t>[Role]</w:t>
-            </w:r>
-          </w:p>
-        </w:tc>
-        <w:tc>
-          <w:tcPr>
-            <w:tcW w:type="dxa" w:w="1644"/>
+              <w:t>[Variable]</w:t>
+            </w:r>
+          </w:p>
+        </w:tc>
+        <w:tc>
+          <w:tcPr>
+            <w:tcW w:type="dxa" w:w="2721"/>
             <w:tcBorders>
               <w:top w:val="single" w:sz="4" w:color="D5DDE1"/>
               <w:left w:val="single" w:sz="4" w:color="D5DDE1"/>
@@ -5553,13 +5986,13 @@
                 <w:color w:val="6B7B84"/>
                 <w:sz w:val="19"/>
               </w:rPr>
-              <w:t>[Type]</w:t>
-            </w:r>
-          </w:p>
-        </w:tc>
-        <w:tc>
-          <w:tcPr>
-            <w:tcW w:type="dxa" w:w="2041"/>
+              <w:t>[How measured]</w:t>
+            </w:r>
+          </w:p>
+        </w:tc>
+        <w:tc>
+          <w:tcPr>
+            <w:tcW w:type="dxa" w:w="2154"/>
             <w:tcBorders>
               <w:top w:val="single" w:sz="4" w:color="D5DDE1"/>
               <w:left w:val="single" w:sz="4" w:color="D5DDE1"/>
@@ -5577,31 +6010,7 @@
                 <w:color w:val="6B7B84"/>
                 <w:sz w:val="19"/>
               </w:rPr>
-              <w:t>[Unit]</w:t>
-            </w:r>
-          </w:p>
-        </w:tc>
-        <w:tc>
-          <w:tcPr>
-            <w:tcW w:type="dxa" w:w="1871"/>
-            <w:tcBorders>
-              <w:top w:val="single" w:sz="4" w:color="D5DDE1"/>
-              <w:left w:val="single" w:sz="4" w:color="D5DDE1"/>
-              <w:bottom w:val="single" w:sz="4" w:color="D5DDE1"/>
-              <w:right w:val="single" w:sz="4" w:color="D5DDE1"/>
-            </w:tcBorders>
-          </w:tcPr>
-          <w:p>
-            <w:pPr>
-              <w:spacing w:after="0" w:line="252" w:lineRule="auto"/>
-            </w:pPr>
-            <w:r>
-              <w:rPr>
-                <w:i/>
-                <w:color w:val="6B7B84"/>
-                <w:sz w:val="19"/>
-              </w:rPr>
-              <w:t>[Source]</w:t>
+              <w:t>[Type]</w:t>
             </w:r>
           </w:p>
         </w:tc>
@@ -5612,7 +6021,7 @@
         </w:trPr>
         <w:tc>
           <w:tcPr>
-            <w:tcW w:type="dxa" w:w="2381"/>
+            <w:tcW w:type="dxa" w:w="1928"/>
             <w:tcBorders>
               <w:top w:val="single" w:sz="4" w:color="D5DDE1"/>
               <w:left w:val="single" w:sz="4" w:color="D5DDE1"/>
@@ -5631,13 +6040,13 @@
                 <w:color w:val="6B7B84"/>
                 <w:sz w:val="19"/>
               </w:rPr>
-              <w:t>[Variable]</w:t>
-            </w:r>
-          </w:p>
-        </w:tc>
-        <w:tc>
-          <w:tcPr>
-            <w:tcW w:type="dxa" w:w="1474"/>
+              <w:t>[Role]</w:t>
+            </w:r>
+          </w:p>
+        </w:tc>
+        <w:tc>
+          <w:tcPr>
+            <w:tcW w:type="dxa" w:w="2608"/>
             <w:tcBorders>
               <w:top w:val="single" w:sz="4" w:color="D5DDE1"/>
               <w:left w:val="single" w:sz="4" w:color="D5DDE1"/>
@@ -5656,13 +6065,13 @@
                 <w:color w:val="6B7B84"/>
                 <w:sz w:val="19"/>
               </w:rPr>
-              <w:t>[Role]</w:t>
-            </w:r>
-          </w:p>
-        </w:tc>
-        <w:tc>
-          <w:tcPr>
-            <w:tcW w:type="dxa" w:w="1644"/>
+              <w:t>[Variable]</w:t>
+            </w:r>
+          </w:p>
+        </w:tc>
+        <w:tc>
+          <w:tcPr>
+            <w:tcW w:type="dxa" w:w="2721"/>
             <w:tcBorders>
               <w:top w:val="single" w:sz="4" w:color="D5DDE1"/>
               <w:left w:val="single" w:sz="4" w:color="D5DDE1"/>
@@ -5681,13 +6090,13 @@
                 <w:color w:val="6B7B84"/>
                 <w:sz w:val="19"/>
               </w:rPr>
-              <w:t>[Type]</w:t>
-            </w:r>
-          </w:p>
-        </w:tc>
-        <w:tc>
-          <w:tcPr>
-            <w:tcW w:type="dxa" w:w="2041"/>
+              <w:t>[How measured]</w:t>
+            </w:r>
+          </w:p>
+        </w:tc>
+        <w:tc>
+          <w:tcPr>
+            <w:tcW w:type="dxa" w:w="2154"/>
             <w:tcBorders>
               <w:top w:val="single" w:sz="4" w:color="D5DDE1"/>
               <w:left w:val="single" w:sz="4" w:color="D5DDE1"/>
@@ -5706,32 +6115,7 @@
                 <w:color w:val="6B7B84"/>
                 <w:sz w:val="19"/>
               </w:rPr>
-              <w:t>[Unit]</w:t>
-            </w:r>
-          </w:p>
-        </w:tc>
-        <w:tc>
-          <w:tcPr>
-            <w:tcW w:type="dxa" w:w="1871"/>
-            <w:tcBorders>
-              <w:top w:val="single" w:sz="4" w:color="D5DDE1"/>
-              <w:left w:val="single" w:sz="4" w:color="D5DDE1"/>
-              <w:bottom w:val="single" w:sz="4" w:color="D5DDE1"/>
-              <w:right w:val="single" w:sz="4" w:color="D5DDE1"/>
-            </w:tcBorders>
-            <w:shd w:val="clear" w:color="auto" w:fill="F5F9FA"/>
-          </w:tcPr>
-          <w:p>
-            <w:pPr>
-              <w:spacing w:after="0" w:line="252" w:lineRule="auto"/>
-            </w:pPr>
-            <w:r>
-              <w:rPr>
-                <w:i/>
-                <w:color w:val="6B7B84"/>
-                <w:sz w:val="19"/>
-              </w:rPr>
-              <w:t>[Source]</w:t>
+              <w:t>[Type]</w:t>
             </w:r>
           </w:p>
         </w:tc>
@@ -5758,7 +6142,7 @@
         <w:rPr>
           <w:i/>
         </w:rPr>
-        <w:t>Write each question exactly as it will appear on the case report form. One item per question, units stated, coded tick boxes, a “not done / unknown” option, dates as DD/MM/YYYY, and a participant ID instead of a name. See CRF_Template.docx.</w:t>
+        <w:t>Write each question exactly as it will appear on the case report form: what, when, unit, format and an option for missing. One item per question, coded tick boxes, dates as DD/MM/YYYY, and a participant ID instead of a name.</w:t>
       </w:r>
     </w:p>
     <w:tbl>
@@ -6059,7 +6443,7 @@
                 <w:color w:val="6B7B84"/>
                 <w:sz w:val="19"/>
               </w:rPr>
-              <w:t>Cumulative fluid balance, day 1–5</w:t>
+              <w:t>Body weight at ICU admission</w:t>
             </w:r>
           </w:p>
         </w:tc>
@@ -6083,23 +6467,7 @@
                 <w:color w:val="6B7B84"/>
                 <w:sz w:val="19"/>
               </w:rPr>
-              <w:t xml:space="preserve">|__|__|__|__|__| ml   (+ or −)   </w:t>
-            </w:r>
-            <w:r>
-              <w:rPr>
-                <w:rFonts w:ascii="Segoe UI Symbol" w:hAnsi="Segoe UI Symbol" w:cs="Segoe UI Symbol" w:eastAsia="Segoe UI Symbol"/>
-                <w:color w:val="6B7B84"/>
-                <w:sz w:val="19"/>
-              </w:rPr>
-              <w:t>☐</w:t>
-            </w:r>
-            <w:r>
-              <w:rPr>
-                <w:i/>
-                <w:color w:val="6B7B84"/>
-                <w:sz w:val="19"/>
-              </w:rPr>
-              <w:t xml:space="preserve"> not done</w:t>
+              <w:t>|__|__|__| kg</w:t>
             </w:r>
           </w:p>
         </w:tc>
@@ -6152,7 +6520,7 @@
                 <w:color w:val="6B7B84"/>
                 <w:sz w:val="19"/>
               </w:rPr>
-              <w:t>Vital status at day 28</w:t>
+              <w:t>Cumulative fluid balance at day 5</w:t>
             </w:r>
           </w:p>
         </w:tc>
@@ -6173,6 +6541,14 @@
             </w:pPr>
             <w:r>
               <w:rPr>
+                <w:i/>
+                <w:color w:val="6B7B84"/>
+                <w:sz w:val="19"/>
+              </w:rPr>
+              <w:t xml:space="preserve">|__|__|__| ml/kg   (+ or −)   </w:t>
+            </w:r>
+            <w:r>
+              <w:rPr>
                 <w:rFonts w:ascii="Segoe UI Symbol" w:hAnsi="Segoe UI Symbol" w:cs="Segoe UI Symbol" w:eastAsia="Segoe UI Symbol"/>
                 <w:color w:val="6B7B84"/>
                 <w:sz w:val="19"/>
@@ -6185,39 +6561,7 @@
                 <w:color w:val="6B7B84"/>
                 <w:sz w:val="19"/>
               </w:rPr>
-              <w:t xml:space="preserve"> 0 Alive   </w:t>
-            </w:r>
-            <w:r>
-              <w:rPr>
-                <w:rFonts w:ascii="Segoe UI Symbol" w:hAnsi="Segoe UI Symbol" w:cs="Segoe UI Symbol" w:eastAsia="Segoe UI Symbol"/>
-                <w:color w:val="6B7B84"/>
-                <w:sz w:val="19"/>
-              </w:rPr>
-              <w:t>☐</w:t>
-            </w:r>
-            <w:r>
-              <w:rPr>
-                <w:i/>
-                <w:color w:val="6B7B84"/>
-                <w:sz w:val="19"/>
-              </w:rPr>
-              <w:t xml:space="preserve"> 1 Dead   </w:t>
-            </w:r>
-            <w:r>
-              <w:rPr>
-                <w:rFonts w:ascii="Segoe UI Symbol" w:hAnsi="Segoe UI Symbol" w:cs="Segoe UI Symbol" w:eastAsia="Segoe UI Symbol"/>
-                <w:color w:val="6B7B84"/>
-                <w:sz w:val="19"/>
-              </w:rPr>
-              <w:t>☐</w:t>
-            </w:r>
-            <w:r>
-              <w:rPr>
-                <w:i/>
-                <w:color w:val="6B7B84"/>
-                <w:sz w:val="19"/>
-              </w:rPr>
-              <w:t xml:space="preserve"> 9 Unknown</w:t>
+              <w:t xml:space="preserve"> not recorded</w:t>
             </w:r>
           </w:p>
         </w:tc>
@@ -6268,7 +6612,7 @@
                 <w:color w:val="6B7B84"/>
                 <w:sz w:val="19"/>
               </w:rPr>
-              <w:t>[Item]</w:t>
+              <w:t>Vital status at day 28</w:t>
             </w:r>
           </w:p>
         </w:tc>
@@ -6288,11 +6632,51 @@
             </w:pPr>
             <w:r>
               <w:rPr>
+                <w:rFonts w:ascii="Segoe UI Symbol" w:hAnsi="Segoe UI Symbol" w:cs="Segoe UI Symbol" w:eastAsia="Segoe UI Symbol"/>
+                <w:color w:val="6B7B84"/>
+                <w:sz w:val="19"/>
+              </w:rPr>
+              <w:t>☐</w:t>
+            </w:r>
+            <w:r>
+              <w:rPr>
                 <w:i/>
                 <w:color w:val="6B7B84"/>
                 <w:sz w:val="19"/>
               </w:rPr>
-              <w:t>[Format, unit, codes]</w:t>
+              <w:t xml:space="preserve"> 0 Alive   </w:t>
+            </w:r>
+            <w:r>
+              <w:rPr>
+                <w:rFonts w:ascii="Segoe UI Symbol" w:hAnsi="Segoe UI Symbol" w:cs="Segoe UI Symbol" w:eastAsia="Segoe UI Symbol"/>
+                <w:color w:val="6B7B84"/>
+                <w:sz w:val="19"/>
+              </w:rPr>
+              <w:t>☐</w:t>
+            </w:r>
+            <w:r>
+              <w:rPr>
+                <w:i/>
+                <w:color w:val="6B7B84"/>
+                <w:sz w:val="19"/>
+              </w:rPr>
+              <w:t xml:space="preserve"> 1 Dead   </w:t>
+            </w:r>
+            <w:r>
+              <w:rPr>
+                <w:rFonts w:ascii="Segoe UI Symbol" w:hAnsi="Segoe UI Symbol" w:cs="Segoe UI Symbol" w:eastAsia="Segoe UI Symbol"/>
+                <w:color w:val="6B7B84"/>
+                <w:sz w:val="19"/>
+              </w:rPr>
+              <w:t>☐</w:t>
+            </w:r>
+            <w:r>
+              <w:rPr>
+                <w:i/>
+                <w:color w:val="6B7B84"/>
+                <w:sz w:val="19"/>
+              </w:rPr>
+              <w:t xml:space="preserve"> 9 Unknown</w:t>
             </w:r>
           </w:p>
         </w:tc>
@@ -6550,7 +6934,7 @@
         <w:rPr>
           <w:i/>
         </w:rPr>
-        <w:t>One row per variable in your database. Short variable names without spaces; the same missing-value codes for every variable.</w:t>
+        <w:t>3 to 5 rows, one per variable in your dataset. Short variable names without spaces, a code for “unknown” (e.g. 9) instead of a blank, and the allowed values, which become range checks.</w:t>
       </w:r>
     </w:p>
     <w:tbl>
@@ -6568,11 +6952,10 @@
       </w:tblPr>
       <w:tblGrid>
         <w:gridCol w:w="1474"/>
-        <w:gridCol w:w="2381"/>
-        <w:gridCol w:w="1247"/>
-        <w:gridCol w:w="1701"/>
-        <w:gridCol w:w="1474"/>
-        <w:gridCol w:w="1134"/>
+        <w:gridCol w:w="2494"/>
+        <w:gridCol w:w="1360"/>
+        <w:gridCol w:w="2494"/>
+        <w:gridCol w:w="1587"/>
       </w:tblGrid>
       <w:tr>
         <w:trPr>
@@ -6607,7 +6990,7 @@
         </w:tc>
         <w:tc>
           <w:tcPr>
-            <w:tcW w:type="dxa" w:w="2381"/>
+            <w:tcW w:type="dxa" w:w="2494"/>
             <w:tcBorders>
               <w:top w:val="single" w:sz="4" w:color="04242F"/>
               <w:left w:val="single" w:sz="4" w:color="04242F"/>
@@ -6627,13 +7010,13 @@
                 <w:color w:val="FFFFFF"/>
                 <w:sz w:val="18"/>
               </w:rPr>
-              <w:t>Label</w:t>
-            </w:r>
-          </w:p>
-        </w:tc>
-        <w:tc>
-          <w:tcPr>
-            <w:tcW w:type="dxa" w:w="1247"/>
+              <w:t>Label (meaning)</w:t>
+            </w:r>
+          </w:p>
+        </w:tc>
+        <w:tc>
+          <w:tcPr>
+            <w:tcW w:type="dxa" w:w="1361"/>
             <w:tcBorders>
               <w:top w:val="single" w:sz="4" w:color="04242F"/>
               <w:left w:val="single" w:sz="4" w:color="04242F"/>
@@ -6659,7 +7042,7 @@
         </w:tc>
         <w:tc>
           <w:tcPr>
-            <w:tcW w:type="dxa" w:w="1701"/>
+            <w:tcW w:type="dxa" w:w="2494"/>
             <w:tcBorders>
               <w:top w:val="single" w:sz="4" w:color="04242F"/>
               <w:left w:val="single" w:sz="4" w:color="04242F"/>
@@ -6679,13 +7062,13 @@
                 <w:color w:val="FFFFFF"/>
                 <w:sz w:val="18"/>
               </w:rPr>
-              <w:t>Units / codes</w:t>
-            </w:r>
-          </w:p>
-        </w:tc>
-        <w:tc>
-          <w:tcPr>
-            <w:tcW w:type="dxa" w:w="1474"/>
+              <w:t>Unit / codes</w:t>
+            </w:r>
+          </w:p>
+        </w:tc>
+        <w:tc>
+          <w:tcPr>
+            <w:tcW w:type="dxa" w:w="1587"/>
             <w:tcBorders>
               <w:top w:val="single" w:sz="4" w:color="04242F"/>
               <w:left w:val="single" w:sz="4" w:color="04242F"/>
@@ -6705,33 +7088,7 @@
                 <w:color w:val="FFFFFF"/>
                 <w:sz w:val="18"/>
               </w:rPr>
-              <w:t>Valid range</w:t>
-            </w:r>
-          </w:p>
-        </w:tc>
-        <w:tc>
-          <w:tcPr>
-            <w:tcW w:type="dxa" w:w="1134"/>
-            <w:tcBorders>
-              <w:top w:val="single" w:sz="4" w:color="04242F"/>
-              <w:left w:val="single" w:sz="4" w:color="04242F"/>
-              <w:bottom w:val="single" w:sz="4" w:color="04242F"/>
-              <w:right w:val="single" w:sz="4" w:color="04242F"/>
-            </w:tcBorders>
-            <w:shd w:val="clear" w:color="auto" w:fill="04242F"/>
-          </w:tcPr>
-          <w:p>
-            <w:pPr>
-              <w:keepNext/>
-              <w:spacing w:after="0"/>
-            </w:pPr>
-            <w:r>
-              <w:rPr>
-                <w:b/>
-                <w:color w:val="FFFFFF"/>
-                <w:sz w:val="18"/>
-              </w:rPr>
-              <w:t>Missing code</w:t>
+              <w:t>Allowed values</w:t>
             </w:r>
           </w:p>
         </w:tc>
@@ -6761,13 +7118,13 @@
                 <w:color w:val="6B7B84"/>
                 <w:sz w:val="18"/>
               </w:rPr>
-              <w:t>cfb_kg_d5</w:t>
-            </w:r>
-          </w:p>
-        </w:tc>
-        <w:tc>
-          <w:tcPr>
-            <w:tcW w:type="dxa" w:w="2381"/>
+              <w:t>fb_d5</w:t>
+            </w:r>
+          </w:p>
+        </w:tc>
+        <w:tc>
+          <w:tcPr>
+            <w:tcW w:type="dxa" w:w="2494"/>
             <w:tcBorders>
               <w:top w:val="single" w:sz="4" w:color="D5DDE1"/>
               <w:left w:val="single" w:sz="4" w:color="D5DDE1"/>
@@ -6786,13 +7143,13 @@
                 <w:color w:val="6B7B84"/>
                 <w:sz w:val="18"/>
               </w:rPr>
-              <w:t>Cumulative fluid balance to day 5</w:t>
-            </w:r>
-          </w:p>
-        </w:tc>
-        <w:tc>
-          <w:tcPr>
-            <w:tcW w:type="dxa" w:w="1247"/>
+              <w:t>Cumulative fluid balance, day 5</w:t>
+            </w:r>
+          </w:p>
+        </w:tc>
+        <w:tc>
+          <w:tcPr>
+            <w:tcW w:type="dxa" w:w="1361"/>
             <w:tcBorders>
               <w:top w:val="single" w:sz="4" w:color="D5DDE1"/>
               <w:left w:val="single" w:sz="4" w:color="D5DDE1"/>
@@ -6817,7 +7174,7 @@
         </w:tc>
         <w:tc>
           <w:tcPr>
-            <w:tcW w:type="dxa" w:w="1701"/>
+            <w:tcW w:type="dxa" w:w="2494"/>
             <w:tcBorders>
               <w:top w:val="single" w:sz="4" w:color="D5DDE1"/>
               <w:left w:val="single" w:sz="4" w:color="D5DDE1"/>
@@ -6842,7 +7199,7 @@
         </w:tc>
         <w:tc>
           <w:tcPr>
-            <w:tcW w:type="dxa" w:w="1474"/>
+            <w:tcW w:type="dxa" w:w="1587"/>
             <w:tcBorders>
               <w:top w:val="single" w:sz="4" w:color="D5DDE1"/>
               <w:left w:val="single" w:sz="4" w:color="D5DDE1"/>
@@ -6861,32 +7218,7 @@
                 <w:color w:val="6B7B84"/>
                 <w:sz w:val="18"/>
               </w:rPr>
-              <w:t>−150 to +300</w:t>
-            </w:r>
-          </w:p>
-        </w:tc>
-        <w:tc>
-          <w:tcPr>
-            <w:tcW w:type="dxa" w:w="1134"/>
-            <w:tcBorders>
-              <w:top w:val="single" w:sz="4" w:color="D5DDE1"/>
-              <w:left w:val="single" w:sz="4" w:color="D5DDE1"/>
-              <w:bottom w:val="single" w:sz="4" w:color="D5DDE1"/>
-              <w:right w:val="single" w:sz="4" w:color="D5DDE1"/>
-            </w:tcBorders>
-          </w:tcPr>
-          <w:p>
-            <w:pPr>
-              <w:keepNext/>
-              <w:spacing w:after="0" w:line="252" w:lineRule="auto"/>
-            </w:pPr>
-            <w:r>
-              <w:rPr>
-                <w:i/>
-                <w:color w:val="6B7B84"/>
-                <w:sz w:val="18"/>
-              </w:rPr>
-              <w:t>−99</w:t>
+              <w:t>-100 to 300</w:t>
             </w:r>
           </w:p>
         </w:tc>
@@ -6917,13 +7249,13 @@
                 <w:color w:val="6B7B84"/>
                 <w:sz w:val="18"/>
               </w:rPr>
-              <w:t>vital_d28</w:t>
-            </w:r>
-          </w:p>
-        </w:tc>
-        <w:tc>
-          <w:tcPr>
-            <w:tcW w:type="dxa" w:w="2381"/>
+              <w:t>src</w:t>
+            </w:r>
+          </w:p>
+        </w:tc>
+        <w:tc>
+          <w:tcPr>
+            <w:tcW w:type="dxa" w:w="2494"/>
             <w:tcBorders>
               <w:top w:val="single" w:sz="4" w:color="D5DDE1"/>
               <w:left w:val="single" w:sz="4" w:color="D5DDE1"/>
@@ -6943,13 +7275,13 @@
                 <w:color w:val="6B7B84"/>
                 <w:sz w:val="18"/>
               </w:rPr>
-              <w:t>Vital status at day 28</w:t>
-            </w:r>
-          </w:p>
-        </w:tc>
-        <w:tc>
-          <w:tcPr>
-            <w:tcW w:type="dxa" w:w="1247"/>
+              <w:t>Main source of infection</w:t>
+            </w:r>
+          </w:p>
+        </w:tc>
+        <w:tc>
+          <w:tcPr>
+            <w:tcW w:type="dxa" w:w="1361"/>
             <w:tcBorders>
               <w:top w:val="single" w:sz="4" w:color="D5DDE1"/>
               <w:left w:val="single" w:sz="4" w:color="D5DDE1"/>
@@ -6969,13 +7301,13 @@
                 <w:color w:val="6B7B84"/>
                 <w:sz w:val="18"/>
               </w:rPr>
-              <w:t>Binary</w:t>
-            </w:r>
-          </w:p>
-        </w:tc>
-        <w:tc>
-          <w:tcPr>
-            <w:tcW w:type="dxa" w:w="1701"/>
+              <w:t>Nominal</w:t>
+            </w:r>
+          </w:p>
+        </w:tc>
+        <w:tc>
+          <w:tcPr>
+            <w:tcW w:type="dxa" w:w="2494"/>
             <w:tcBorders>
               <w:top w:val="single" w:sz="4" w:color="D5DDE1"/>
               <w:left w:val="single" w:sz="4" w:color="D5DDE1"/>
@@ -6995,13 +7327,13 @@
                 <w:color w:val="6B7B84"/>
                 <w:sz w:val="18"/>
               </w:rPr>
-              <w:t>0 = alive, 1 = dead</w:t>
-            </w:r>
-          </w:p>
-        </w:tc>
-        <w:tc>
-          <w:tcPr>
-            <w:tcW w:type="dxa" w:w="1474"/>
+              <w:t>1 lung, 2 urine, 3 abdomen, 4 other, 9 unknown</w:t>
+            </w:r>
+          </w:p>
+        </w:tc>
+        <w:tc>
+          <w:tcPr>
+            <w:tcW w:type="dxa" w:w="1587"/>
             <w:tcBorders>
               <w:top w:val="single" w:sz="4" w:color="D5DDE1"/>
               <w:left w:val="single" w:sz="4" w:color="D5DDE1"/>
@@ -7021,33 +7353,7 @@
                 <w:color w:val="6B7B84"/>
                 <w:sz w:val="18"/>
               </w:rPr>
-              <w:t>0, 1</w:t>
-            </w:r>
-          </w:p>
-        </w:tc>
-        <w:tc>
-          <w:tcPr>
-            <w:tcW w:type="dxa" w:w="1134"/>
-            <w:tcBorders>
-              <w:top w:val="single" w:sz="4" w:color="D5DDE1"/>
-              <w:left w:val="single" w:sz="4" w:color="D5DDE1"/>
-              <w:bottom w:val="single" w:sz="4" w:color="D5DDE1"/>
-              <w:right w:val="single" w:sz="4" w:color="D5DDE1"/>
-            </w:tcBorders>
-            <w:shd w:val="clear" w:color="auto" w:fill="F5F9FA"/>
-          </w:tcPr>
-          <w:p>
-            <w:pPr>
-              <w:keepNext/>
-              <w:spacing w:after="0" w:line="252" w:lineRule="auto"/>
-            </w:pPr>
-            <w:r>
-              <w:rPr>
-                <w:i/>
-                <w:color w:val="6B7B84"/>
-                <w:sz w:val="18"/>
-              </w:rPr>
-              <w:t>−99</w:t>
+              <w:t>1 to 4, 9</w:t>
             </w:r>
           </w:p>
         </w:tc>
@@ -7077,13 +7383,13 @@
                 <w:color w:val="6B7B84"/>
                 <w:sz w:val="18"/>
               </w:rPr>
-              <w:t>[name]</w:t>
-            </w:r>
-          </w:p>
-        </w:tc>
-        <w:tc>
-          <w:tcPr>
-            <w:tcW w:type="dxa" w:w="2381"/>
+              <w:t>died28</w:t>
+            </w:r>
+          </w:p>
+        </w:tc>
+        <w:tc>
+          <w:tcPr>
+            <w:tcW w:type="dxa" w:w="2494"/>
             <w:tcBorders>
               <w:top w:val="single" w:sz="4" w:color="D5DDE1"/>
               <w:left w:val="single" w:sz="4" w:color="D5DDE1"/>
@@ -7102,13 +7408,13 @@
                 <w:color w:val="6B7B84"/>
                 <w:sz w:val="18"/>
               </w:rPr>
-              <w:t>[label]</w:t>
-            </w:r>
-          </w:p>
-        </w:tc>
-        <w:tc>
-          <w:tcPr>
-            <w:tcW w:type="dxa" w:w="1247"/>
+              <w:t>Died by day 28</w:t>
+            </w:r>
+          </w:p>
+        </w:tc>
+        <w:tc>
+          <w:tcPr>
+            <w:tcW w:type="dxa" w:w="1361"/>
             <w:tcBorders>
               <w:top w:val="single" w:sz="4" w:color="D5DDE1"/>
               <w:left w:val="single" w:sz="4" w:color="D5DDE1"/>
@@ -7127,13 +7433,13 @@
                 <w:color w:val="6B7B84"/>
                 <w:sz w:val="18"/>
               </w:rPr>
-              <w:t>[type]</w:t>
-            </w:r>
-          </w:p>
-        </w:tc>
-        <w:tc>
-          <w:tcPr>
-            <w:tcW w:type="dxa" w:w="1701"/>
+              <w:t>Binary</w:t>
+            </w:r>
+          </w:p>
+        </w:tc>
+        <w:tc>
+          <w:tcPr>
+            <w:tcW w:type="dxa" w:w="2494"/>
             <w:tcBorders>
               <w:top w:val="single" w:sz="4" w:color="D5DDE1"/>
               <w:left w:val="single" w:sz="4" w:color="D5DDE1"/>
@@ -7152,13 +7458,13 @@
                 <w:color w:val="6B7B84"/>
                 <w:sz w:val="18"/>
               </w:rPr>
-              <w:t>[units]</w:t>
-            </w:r>
-          </w:p>
-        </w:tc>
-        <w:tc>
-          <w:tcPr>
-            <w:tcW w:type="dxa" w:w="1474"/>
+              <w:t>0 = alive, 1 = died</w:t>
+            </w:r>
+          </w:p>
+        </w:tc>
+        <w:tc>
+          <w:tcPr>
+            <w:tcW w:type="dxa" w:w="1587"/>
             <w:tcBorders>
               <w:top w:val="single" w:sz="4" w:color="D5DDE1"/>
               <w:left w:val="single" w:sz="4" w:color="D5DDE1"/>
@@ -7177,32 +7483,7 @@
                 <w:color w:val="6B7B84"/>
                 <w:sz w:val="18"/>
               </w:rPr>
-              <w:t>[range]</w:t>
-            </w:r>
-          </w:p>
-        </w:tc>
-        <w:tc>
-          <w:tcPr>
-            <w:tcW w:type="dxa" w:w="1134"/>
-            <w:tcBorders>
-              <w:top w:val="single" w:sz="4" w:color="D5DDE1"/>
-              <w:left w:val="single" w:sz="4" w:color="D5DDE1"/>
-              <w:bottom w:val="single" w:sz="4" w:color="D5DDE1"/>
-              <w:right w:val="single" w:sz="4" w:color="D5DDE1"/>
-            </w:tcBorders>
-          </w:tcPr>
-          <w:p>
-            <w:pPr>
-              <w:keepNext/>
-              <w:spacing w:after="0" w:line="252" w:lineRule="auto"/>
-            </w:pPr>
-            <w:r>
-              <w:rPr>
-                <w:i/>
-                <w:color w:val="6B7B84"/>
-                <w:sz w:val="18"/>
-              </w:rPr>
-              <w:t>[code]</w:t>
+              <w:t>0, 1</w:t>
             </w:r>
           </w:p>
         </w:tc>
@@ -7239,7 +7520,7 @@
         </w:tc>
         <w:tc>
           <w:tcPr>
-            <w:tcW w:type="dxa" w:w="2381"/>
+            <w:tcW w:type="dxa" w:w="2494"/>
             <w:tcBorders>
               <w:top w:val="single" w:sz="4" w:color="D5DDE1"/>
               <w:left w:val="single" w:sz="4" w:color="D5DDE1"/>
@@ -7265,7 +7546,7 @@
         </w:tc>
         <w:tc>
           <w:tcPr>
-            <w:tcW w:type="dxa" w:w="1247"/>
+            <w:tcW w:type="dxa" w:w="1361"/>
             <w:tcBorders>
               <w:top w:val="single" w:sz="4" w:color="D5DDE1"/>
               <w:left w:val="single" w:sz="4" w:color="D5DDE1"/>
@@ -7291,7 +7572,7 @@
         </w:tc>
         <w:tc>
           <w:tcPr>
-            <w:tcW w:type="dxa" w:w="1701"/>
+            <w:tcW w:type="dxa" w:w="2494"/>
             <w:tcBorders>
               <w:top w:val="single" w:sz="4" w:color="D5DDE1"/>
               <w:left w:val="single" w:sz="4" w:color="D5DDE1"/>
@@ -7317,7 +7598,7 @@
         </w:tc>
         <w:tc>
           <w:tcPr>
-            <w:tcW w:type="dxa" w:w="1474"/>
+            <w:tcW w:type="dxa" w:w="1587"/>
             <w:tcBorders>
               <w:top w:val="single" w:sz="4" w:color="D5DDE1"/>
               <w:left w:val="single" w:sz="4" w:color="D5DDE1"/>
@@ -7338,32 +7619,6 @@
                 <w:sz w:val="18"/>
               </w:rPr>
               <w:t>[range]</w:t>
-            </w:r>
-          </w:p>
-        </w:tc>
-        <w:tc>
-          <w:tcPr>
-            <w:tcW w:type="dxa" w:w="1134"/>
-            <w:tcBorders>
-              <w:top w:val="single" w:sz="4" w:color="D5DDE1"/>
-              <w:left w:val="single" w:sz="4" w:color="D5DDE1"/>
-              <w:bottom w:val="single" w:sz="4" w:color="D5DDE1"/>
-              <w:right w:val="single" w:sz="4" w:color="D5DDE1"/>
-            </w:tcBorders>
-            <w:shd w:val="clear" w:color="auto" w:fill="F5F9FA"/>
-          </w:tcPr>
-          <w:p>
-            <w:pPr>
-              <w:keepNext/>
-              <w:spacing w:after="0" w:line="252" w:lineRule="auto"/>
-            </w:pPr>
-            <w:r>
-              <w:rPr>
-                <w:i/>
-                <w:color w:val="6B7B84"/>
-                <w:sz w:val="18"/>
-              </w:rPr>
-              <w:t>[code]</w:t>
             </w:r>
           </w:p>
         </w:tc>
@@ -7398,7 +7653,7 @@
         </w:tc>
         <w:tc>
           <w:tcPr>
-            <w:tcW w:type="dxa" w:w="2381"/>
+            <w:tcW w:type="dxa" w:w="2494"/>
             <w:tcBorders>
               <w:top w:val="single" w:sz="4" w:color="D5DDE1"/>
               <w:left w:val="single" w:sz="4" w:color="D5DDE1"/>
@@ -7422,7 +7677,7 @@
         </w:tc>
         <w:tc>
           <w:tcPr>
-            <w:tcW w:type="dxa" w:w="1247"/>
+            <w:tcW w:type="dxa" w:w="1361"/>
             <w:tcBorders>
               <w:top w:val="single" w:sz="4" w:color="D5DDE1"/>
               <w:left w:val="single" w:sz="4" w:color="D5DDE1"/>
@@ -7446,7 +7701,7 @@
         </w:tc>
         <w:tc>
           <w:tcPr>
-            <w:tcW w:type="dxa" w:w="1701"/>
+            <w:tcW w:type="dxa" w:w="2494"/>
             <w:tcBorders>
               <w:top w:val="single" w:sz="4" w:color="D5DDE1"/>
               <w:left w:val="single" w:sz="4" w:color="D5DDE1"/>
@@ -7470,7 +7725,7 @@
         </w:tc>
         <w:tc>
           <w:tcPr>
-            <w:tcW w:type="dxa" w:w="1474"/>
+            <w:tcW w:type="dxa" w:w="1587"/>
             <w:tcBorders>
               <w:top w:val="single" w:sz="4" w:color="D5DDE1"/>
               <w:left w:val="single" w:sz="4" w:color="D5DDE1"/>
@@ -7489,30 +7744,6 @@
                 <w:sz w:val="18"/>
               </w:rPr>
               <w:t>[range]</w:t>
-            </w:r>
-          </w:p>
-        </w:tc>
-        <w:tc>
-          <w:tcPr>
-            <w:tcW w:type="dxa" w:w="1134"/>
-            <w:tcBorders>
-              <w:top w:val="single" w:sz="4" w:color="D5DDE1"/>
-              <w:left w:val="single" w:sz="4" w:color="D5DDE1"/>
-              <w:bottom w:val="single" w:sz="4" w:color="D5DDE1"/>
-              <w:right w:val="single" w:sz="4" w:color="D5DDE1"/>
-            </w:tcBorders>
-          </w:tcPr>
-          <w:p>
-            <w:pPr>
-              <w:spacing w:after="0" w:line="252" w:lineRule="auto"/>
-            </w:pPr>
-            <w:r>
-              <w:rPr>
-                <w:i/>
-                <w:color w:val="6B7B84"/>
-                <w:sz w:val="18"/>
-              </w:rPr>
-              <w:t>[code]</w:t>
             </w:r>
           </w:p>
         </w:tc>
@@ -7861,7 +8092,7 @@
         <w:rPr>
           <w:i/>
         </w:rPr>
-        <w:t>Two trained ICU nurses collect data daily; the CRF is piloted on 5 patients; the electronic database rejects values outside the valid range and keeps an audit trail; 10% of CRFs are entered twice and compared; the database is backed up daily on the [Institution] server.</w:t>
+        <w:t>EDC with range and logic checks at entry (or paper with double entry of key variables); coded study IDs with the linking log kept separately and locked; audit trail/cleaning log; raw export read-only, dated versions, encrypted 3-2-1 backups; data-sharing statement in the consent form.</w:t>
       </w:r>
     </w:p>
     <w:p>
@@ -7880,7 +8111,7 @@
         <w:rPr>
           <w:i/>
         </w:rPr>
-        <w:t>Use the online calculator from the Session 6 demo. Fill in the sentence below. If the number is not feasible, say so and propose a pilot or a multicentre study.</w:t>
+        <w:t>Use the sample-size spreadsheet from Session 6. Give the four inputs and where each comes from, then the drop-out allowance. If the number is not feasible, say so and propose a pilot or a multicentre study.</w:t>
       </w:r>
     </w:p>
     <w:p>
@@ -7964,7 +8195,7 @@
         <w:rPr>
           <w:i/>
         </w:rPr>
-        <w:t>To detect a fall in 28-day mortality from 40% to 30% we need 356 patients per group (712 in total; about 790 allowing 10% loss). This is not feasible in one ICU in one year, so we propose a pilot of 60 patients to test recruitment and adherence.</w:t>
+        <w:t>Assuming 28-day mortality of 40% with usual care and 30% with the restrictive strategy, 356 patients per group give 80% power at a two-sided alpha of 5%. Allowing 10% loss to follow-up, we will recruit 396 per group (792 in total).</w:t>
       </w:r>
     </w:p>
     <w:p>
@@ -7983,7 +8214,7 @@
         <w:rPr>
           <w:i/>
         </w:rPr>
-        <w:t>For each objective: which variable, which summary (mean (SD), median (IQR), n (%)), and which test or method (use the test decision table from Session 6).</w:t>
+        <w:t>For each objective: which variable, which summary (mean (SD), median (IQR), n (%)), and which test or model, with the effect measure and its 95% CI (use the test decision table from Session 6). Observational designs: name the confounders chosen in advance (from 2.6), about one model term per 10 events.</w:t>
       </w:r>
     </w:p>
     <w:tbl>
@@ -8272,7 +8503,7 @@
                 <w:color w:val="6B7B84"/>
                 <w:sz w:val="19"/>
               </w:rPr>
-              <w:t>vital_d28 by group</w:t>
+              <w:t>died28 by group</w:t>
             </w:r>
           </w:p>
         </w:tc>
@@ -8324,7 +8555,7 @@
                 <w:color w:val="6B7B84"/>
                 <w:sz w:val="19"/>
               </w:rPr>
-              <w:t>Chi-square test; risk ratio with 95% CI</w:t>
+              <w:t>Chi-square test; risk ratio and risk difference with 95% CIs</w:t>
             </w:r>
           </w:p>
         </w:tc>
@@ -8379,7 +8610,7 @@
                 <w:color w:val="6B7B84"/>
                 <w:sz w:val="19"/>
               </w:rPr>
-              <w:t>cfb_kg_d5 by group</w:t>
+              <w:t>fb_d5 by group</w:t>
             </w:r>
           </w:p>
         </w:tc>
@@ -8404,7 +8635,7 @@
                 <w:color w:val="6B7B84"/>
                 <w:sz w:val="19"/>
               </w:rPr>
-              <w:t>Median (IQR)</w:t>
+              <w:t>Median (IQR) per group</w:t>
             </w:r>
           </w:p>
         </w:tc>
@@ -8649,6 +8880,25 @@
       <w:pPr>
         <w:spacing w:after="0" w:line="80" w:lineRule="exact"/>
       </w:pPr>
+    </w:p>
+    <w:p>
+      <w:pPr>
+        <w:pStyle w:val="Example"/>
+      </w:pPr>
+      <w:r>
+        <w:rPr>
+          <w:b/>
+          <w:i w:val="0"/>
+          <w:color w:val="055F56"/>
+        </w:rPr>
+        <w:t xml:space="preserve">Example, observational version: </w:t>
+      </w:r>
+      <w:r>
+        <w:rPr>
+          <w:i/>
+        </w:rPr>
+        <w:t>add “adjusted for age, SOFA and lactate using logistic regression”.</w:t>
+      </w:r>
     </w:p>
     <w:p>
       <w:pPr>
@@ -8666,7 +8916,7 @@
         <w:rPr>
           <w:i/>
         </w:rPr>
-        <w:t>Prevention first (Session 5.1), then a plan written BEFORE you see the data: how you will report missingness, why data might be missing (completely at random, at random, not at random), what the main analysis does (complete-case or multiple imputation) and which sensitivity analysis checks it. See Statistical_Analysis_Plan_Template.docx.</w:t>
+        <w:t>Written BEFORE you see the data: which variables are likely to be missing and why, how you will prevent it (Session 5), how you will report it (number missing for each variable, in whom) and the main handling (complete case if little is missing, otherwise multiple imputation).</w:t>
       </w:r>
     </w:p>
     <w:tbl>
@@ -8857,6 +9107,17 @@
       </w:pPr>
       <w:r>
         <w:t>Part 4. Protect and publish  (Session 7)</w:t>
+      </w:r>
+    </w:p>
+    <w:p>
+      <w:pPr>
+        <w:pStyle w:val="Guidance"/>
+      </w:pPr>
+      <w:r>
+        <w:rPr>
+          <w:i/>
+        </w:rPr>
+        <w:t>Running example in Part 4: the observational version again, a retrospective cohort of fluid balance and 28-day mortality in adults with septic shock in our ICU.</w:t>
       </w:r>
     </w:p>
     <w:p>
@@ -8875,7 +9136,7 @@
         <w:rPr>
           <w:i/>
         </w:rPr>
-        <w:t>Which ethics committee will review the study? What are the risks and benefits for participants? Who gives consent, and how? In the ICU many patients cannot consent: say whether you will ask a legal representative, use deferred consent, or request a waiver, and why.</w:t>
+        <w:t>Which ethics committee will review the study? What are the risks and benefits for participants? Who gives consent, who asks, and when? In the ICU many patients cannot consent: say whether you will ask a legal representative, use deferred consent, or request a waiver, and why.</w:t>
       </w:r>
     </w:p>
     <w:tbl>
@@ -9103,6 +9364,25 @@
       <w:pPr>
         <w:spacing w:after="0" w:line="80" w:lineRule="exact"/>
       </w:pPr>
+    </w:p>
+    <w:p>
+      <w:pPr>
+        <w:pStyle w:val="Example"/>
+      </w:pPr>
+      <w:r>
+        <w:rPr>
+          <w:b/>
+          <w:i w:val="0"/>
+          <w:color w:val="055F56"/>
+        </w:rPr>
+        <w:t xml:space="preserve">Example: </w:t>
+      </w:r>
+      <w:r>
+        <w:rPr>
+          <w:i/>
+        </w:rPr>
+        <w:t>The protocol will be submitted to the institutional research ethics committee before any data collection. Data are collected from routine ICU charts with no change in care. We will request a waiver of individual consent because most patients lack capacity on admission and the study carries no more than minimal risk. If the committee requires consent, it will be sought from the patient when able or from the legally authorised representative.</w:t>
+      </w:r>
     </w:p>
     <w:p>
       <w:pPr>
@@ -9120,7 +9400,7 @@
         <w:rPr>
           <w:i/>
         </w:rPr>
-        <w:t>Trials must be registered in a public registry BEFORE the first participant is enrolled, or most journals will refuse the paper (ICMJE). Registration is recommended for observational studies; systematic reviews are registered in PROSPERO.</w:t>
+        <w:t>Trials must be registered in a public registry BEFORE the first participant is enrolled, or most journals will refuse the paper (ICMJE). Registration is recommended for observational studies. Systematic reviews are registered in PROSPERO.</w:t>
       </w:r>
     </w:p>
     <w:tbl>
@@ -9286,6 +9566,25 @@
       <w:pPr>
         <w:spacing w:after="0" w:line="80" w:lineRule="exact"/>
       </w:pPr>
+    </w:p>
+    <w:p>
+      <w:pPr>
+        <w:pStyle w:val="Example"/>
+      </w:pPr>
+      <w:r>
+        <w:rPr>
+          <w:b/>
+          <w:i w:val="0"/>
+          <w:color w:val="055F56"/>
+        </w:rPr>
+        <w:t xml:space="preserve">Example: </w:t>
+      </w:r>
+      <w:r>
+        <w:rPr>
+          <w:i/>
+        </w:rPr>
+        <w:t>Not mandatory for an observational study; recommended (e.g. ClinicalTrials.gov).</w:t>
+      </w:r>
     </w:p>
     <w:p>
       <w:pPr>
@@ -9304,6 +9603,25 @@
           <w:i/>
         </w:rPr>
         <w:t>How will you protect participants’ identity? Think: study ID instead of name, a separate locked key file, password-protected database, who has access, how long data are kept.</w:t>
+      </w:r>
+    </w:p>
+    <w:p>
+      <w:pPr>
+        <w:pStyle w:val="Example"/>
+      </w:pPr>
+      <w:r>
+        <w:rPr>
+          <w:b/>
+          <w:i w:val="0"/>
+          <w:color w:val="055F56"/>
+        </w:rPr>
+        <w:t xml:space="preserve">Example: </w:t>
+      </w:r>
+      <w:r>
+        <w:rPr>
+          <w:i/>
+        </w:rPr>
+        <w:t>Each patient receives a study code (FLU-001 …). Names, hospital numbers and dates of birth are recorded only on a key file stored on the institution's password-protected drive, accessible to the principal investigator and one data manager. The analysis file contains the study code, age, admission month and study variables only.</w:t>
       </w:r>
     </w:p>
     <w:tbl>
@@ -9363,6 +9681,25 @@
       </w:pPr>
       <w:r>
         <w:t>4.4  Feasibility</w:t>
+      </w:r>
+    </w:p>
+    <w:p>
+      <w:pPr>
+        <w:pStyle w:val="Example"/>
+      </w:pPr>
+      <w:r>
+        <w:rPr>
+          <w:b/>
+          <w:i w:val="0"/>
+          <w:color w:val="055F56"/>
+        </w:rPr>
+        <w:t xml:space="preserve">Example: </w:t>
+      </w:r>
+      <w:r>
+        <w:rPr>
+          <w:i/>
+        </w:rPr>
+        <w:t>The unit admitted about 180 adults with septic shock last year; we expect to enrol 120 eligible patients in 12 months. Two nurses per shift have been trained on the CRF; data are checked weekly. Budget headings: staff time for data entry, printing, open-access fee.</w:t>
       </w:r>
     </w:p>
     <w:p>
@@ -12335,6 +12672,17 @@
         <w:t>Resources and recruitment</w:t>
       </w:r>
     </w:p>
+    <w:p>
+      <w:pPr>
+        <w:pStyle w:val="Guidance"/>
+      </w:pPr>
+      <w:r>
+        <w:rPr>
+          <w:i/>
+        </w:rPr>
+        <w:t>Take the recruitment figure from your unit's admissions, not from the sample-size calculation.</w:t>
+      </w:r>
+    </w:p>
     <w:tbl>
       <w:tblPr>
         <w:tblW w:type="auto" w:w="0"/>
@@ -13001,6 +13349,63 @@
       <w:pPr>
         <w:spacing w:after="0" w:line="80" w:lineRule="exact"/>
       </w:pPr>
+    </w:p>
+    <w:p>
+      <w:pPr>
+        <w:pStyle w:val="Example"/>
+      </w:pPr>
+      <w:r>
+        <w:rPr>
+          <w:b/>
+          <w:i w:val="0"/>
+          <w:color w:val="055F56"/>
+        </w:rPr>
+        <w:t xml:space="preserve">Example, target journal: </w:t>
+      </w:r>
+      <w:r>
+        <w:rPr>
+          <w:i/>
+        </w:rPr>
+        <w:t>a critical-care or critical-care-nursing journal indexed in MEDLINE (checked in the NLM Catalog), APC and licence known; back-up: a general critical-care open-access journal listed in DOAJ.</w:t>
+      </w:r>
+    </w:p>
+    <w:p>
+      <w:pPr>
+        <w:pStyle w:val="Example"/>
+      </w:pPr>
+      <w:r>
+        <w:rPr>
+          <w:b/>
+          <w:i w:val="0"/>
+          <w:color w:val="055F56"/>
+        </w:rPr>
+        <w:t xml:space="preserve">Example, reporting guideline: </w:t>
+      </w:r>
+      <w:r>
+        <w:rPr>
+          <w:i/>
+        </w:rPr>
+        <w:t>STROBE (cohort), not CONSORT.</w:t>
+      </w:r>
+    </w:p>
+    <w:p>
+      <w:pPr>
+        <w:pStyle w:val="Example"/>
+      </w:pPr>
+      <w:r>
+        <w:rPr>
+          <w:b/>
+          <w:i w:val="0"/>
+          <w:color w:val="055F56"/>
+        </w:rPr>
+        <w:t xml:space="preserve">Example, conference: </w:t>
+      </w:r>
+      <w:r>
+        <w:rPr>
+          <w:i/>
+        </w:rPr>
+        <w:t>national critical-care congress abstract after the first analysis.</w:t>
+      </w:r>
     </w:p>
     <w:p>
       <w:pPr>
@@ -13175,7 +13580,7 @@
                 <w:color w:val="6B7B84"/>
                 <w:sz w:val="19"/>
               </w:rPr>
-              <w:t>1. [Name]</w:t>
+              <w:t>1. PI</w:t>
             </w:r>
           </w:p>
         </w:tc>
@@ -13200,7 +13605,7 @@
                 <w:color w:val="6B7B84"/>
                 <w:sz w:val="19"/>
               </w:rPr>
-              <w:t>Intensivist</w:t>
+              <w:t>[Profession]</w:t>
             </w:r>
           </w:p>
         </w:tc>
@@ -13289,7 +13694,7 @@
                 <w:color w:val="6B7B84"/>
                 <w:sz w:val="19"/>
               </w:rPr>
-              <w:t>[Name]</w:t>
+              <w:t>2. and 3.</w:t>
             </w:r>
           </w:p>
         </w:tc>
@@ -13315,7 +13720,7 @@
                 <w:color w:val="6B7B84"/>
                 <w:sz w:val="19"/>
               </w:rPr>
-              <w:t>[Profession]</w:t>
+              <w:t>Two nurses</w:t>
             </w:r>
           </w:p>
         </w:tc>
@@ -13341,7 +13746,7 @@
                 <w:color w:val="6B7B84"/>
                 <w:sz w:val="19"/>
               </w:rPr>
-              <w:t>[Roles]</w:t>
+              <w:t>Investigation; Data curation</w:t>
             </w:r>
           </w:p>
         </w:tc>
@@ -13364,12 +13769,15 @@
             <w:r>
               <w:rPr>
                 <w:rFonts w:ascii="Segoe UI Symbol" w:hAnsi="Segoe UI Symbol" w:cs="Segoe UI Symbol" w:eastAsia="Segoe UI Symbol"/>
+                <w:color w:val="6B7B84"/>
                 <w:sz w:val="19"/>
               </w:rPr>
               <w:t>☐</w:t>
             </w:r>
             <w:r>
               <w:rPr>
+                <w:i/>
+                <w:color w:val="6B7B84"/>
                 <w:sz w:val="19"/>
               </w:rPr>
               <w:t xml:space="preserve"> Yes</w:t>
@@ -13402,7 +13810,7 @@
                 <w:color w:val="6B7B84"/>
                 <w:sz w:val="19"/>
               </w:rPr>
-              <w:t>[Name]</w:t>
+              <w:t>4.</w:t>
             </w:r>
           </w:p>
         </w:tc>
@@ -13427,7 +13835,7 @@
                 <w:color w:val="6B7B84"/>
                 <w:sz w:val="19"/>
               </w:rPr>
-              <w:t>[Profession]</w:t>
+              <w:t>Statistician</w:t>
             </w:r>
           </w:p>
         </w:tc>
@@ -13452,7 +13860,7 @@
                 <w:color w:val="6B7B84"/>
                 <w:sz w:val="19"/>
               </w:rPr>
-              <w:t>[Roles]</w:t>
+              <w:t>Formal analysis</w:t>
             </w:r>
           </w:p>
         </w:tc>
@@ -13474,12 +13882,15 @@
             <w:r>
               <w:rPr>
                 <w:rFonts w:ascii="Segoe UI Symbol" w:hAnsi="Segoe UI Symbol" w:cs="Segoe UI Symbol" w:eastAsia="Segoe UI Symbol"/>
+                <w:color w:val="6B7B84"/>
                 <w:sz w:val="19"/>
               </w:rPr>
               <w:t>☐</w:t>
             </w:r>
             <w:r>
               <w:rPr>
+                <w:i/>
+                <w:color w:val="6B7B84"/>
                 <w:sz w:val="19"/>
               </w:rPr>
               <w:t xml:space="preserve"> Yes</w:t>
@@ -13617,6 +14028,7 @@
           </w:tcPr>
           <w:p>
             <w:pPr>
+              <w:keepNext/>
               <w:spacing w:after="0" w:line="252" w:lineRule="auto"/>
             </w:pPr>
             <w:r>
@@ -13641,6 +14053,7 @@
           </w:tcPr>
           <w:p>
             <w:pPr>
+              <w:keepNext/>
               <w:spacing w:after="0" w:line="252" w:lineRule="auto"/>
             </w:pPr>
             <w:r>
@@ -13665,6 +14078,7 @@
           </w:tcPr>
           <w:p>
             <w:pPr>
+              <w:keepNext/>
               <w:spacing w:after="0" w:line="252" w:lineRule="auto"/>
             </w:pPr>
             <w:r>
@@ -13686,6 +14100,117 @@
               <w:bottom w:val="single" w:sz="4" w:color="D5DDE1"/>
               <w:right w:val="single" w:sz="4" w:color="D5DDE1"/>
             </w:tcBorders>
+          </w:tcPr>
+          <w:p>
+            <w:pPr>
+              <w:keepNext/>
+              <w:spacing w:after="0" w:line="252" w:lineRule="auto"/>
+            </w:pPr>
+            <w:r>
+              <w:rPr>
+                <w:rFonts w:ascii="Segoe UI Symbol" w:hAnsi="Segoe UI Symbol" w:cs="Segoe UI Symbol" w:eastAsia="Segoe UI Symbol"/>
+                <w:sz w:val="19"/>
+              </w:rPr>
+              <w:t>☐</w:t>
+            </w:r>
+            <w:r>
+              <w:rPr>
+                <w:sz w:val="19"/>
+              </w:rPr>
+              <w:t xml:space="preserve"> Yes</w:t>
+            </w:r>
+          </w:p>
+        </w:tc>
+      </w:tr>
+      <w:tr>
+        <w:trPr>
+          <w:cantSplit w:val="true"/>
+        </w:trPr>
+        <w:tc>
+          <w:tcPr>
+            <w:tcW w:type="dxa" w:w="2041"/>
+            <w:tcBorders>
+              <w:top w:val="single" w:sz="4" w:color="D5DDE1"/>
+              <w:left w:val="single" w:sz="4" w:color="D5DDE1"/>
+              <w:bottom w:val="single" w:sz="4" w:color="D5DDE1"/>
+              <w:right w:val="single" w:sz="4" w:color="D5DDE1"/>
+            </w:tcBorders>
+            <w:shd w:val="clear" w:color="auto" w:fill="F5F9FA"/>
+          </w:tcPr>
+          <w:p>
+            <w:pPr>
+              <w:spacing w:after="0" w:line="252" w:lineRule="auto"/>
+            </w:pPr>
+            <w:r>
+              <w:rPr>
+                <w:i/>
+                <w:color w:val="6B7B84"/>
+                <w:sz w:val="19"/>
+              </w:rPr>
+              <w:t>[Name]</w:t>
+            </w:r>
+          </w:p>
+        </w:tc>
+        <w:tc>
+          <w:tcPr>
+            <w:tcW w:type="dxa" w:w="1587"/>
+            <w:tcBorders>
+              <w:top w:val="single" w:sz="4" w:color="D5DDE1"/>
+              <w:left w:val="single" w:sz="4" w:color="D5DDE1"/>
+              <w:bottom w:val="single" w:sz="4" w:color="D5DDE1"/>
+              <w:right w:val="single" w:sz="4" w:color="D5DDE1"/>
+            </w:tcBorders>
+            <w:shd w:val="clear" w:color="auto" w:fill="F5F9FA"/>
+          </w:tcPr>
+          <w:p>
+            <w:pPr>
+              <w:spacing w:after="0" w:line="252" w:lineRule="auto"/>
+            </w:pPr>
+            <w:r>
+              <w:rPr>
+                <w:i/>
+                <w:color w:val="6B7B84"/>
+                <w:sz w:val="19"/>
+              </w:rPr>
+              <w:t>[Profession]</w:t>
+            </w:r>
+          </w:p>
+        </w:tc>
+        <w:tc>
+          <w:tcPr>
+            <w:tcW w:type="dxa" w:w="4195"/>
+            <w:tcBorders>
+              <w:top w:val="single" w:sz="4" w:color="D5DDE1"/>
+              <w:left w:val="single" w:sz="4" w:color="D5DDE1"/>
+              <w:bottom w:val="single" w:sz="4" w:color="D5DDE1"/>
+              <w:right w:val="single" w:sz="4" w:color="D5DDE1"/>
+            </w:tcBorders>
+            <w:shd w:val="clear" w:color="auto" w:fill="F5F9FA"/>
+          </w:tcPr>
+          <w:p>
+            <w:pPr>
+              <w:spacing w:after="0" w:line="252" w:lineRule="auto"/>
+            </w:pPr>
+            <w:r>
+              <w:rPr>
+                <w:i/>
+                <w:color w:val="6B7B84"/>
+                <w:sz w:val="19"/>
+              </w:rPr>
+              <w:t>[Roles]</w:t>
+            </w:r>
+          </w:p>
+        </w:tc>
+        <w:tc>
+          <w:tcPr>
+            <w:tcW w:type="dxa" w:w="1587"/>
+            <w:tcBorders>
+              <w:top w:val="single" w:sz="4" w:color="D5DDE1"/>
+              <w:left w:val="single" w:sz="4" w:color="D5DDE1"/>
+              <w:bottom w:val="single" w:sz="4" w:color="D5DDE1"/>
+              <w:right w:val="single" w:sz="4" w:color="D5DDE1"/>
+            </w:tcBorders>
+            <w:shd w:val="clear" w:color="auto" w:fill="F5F9FA"/>
           </w:tcPr>
           <w:p>
             <w:pPr>
@@ -13715,10 +14240,48 @@
     </w:p>
     <w:p>
       <w:pPr>
+        <w:pStyle w:val="Example"/>
+      </w:pPr>
+      <w:r>
+        <w:rPr>
+          <w:b/>
+          <w:i w:val="0"/>
+          <w:color w:val="055F56"/>
+        </w:rPr>
+        <w:t xml:space="preserve">Example, head of department: </w:t>
+      </w:r>
+      <w:r>
+        <w:rPr>
+          <w:i/>
+        </w:rPr>
+        <w:t>Supervision only if all four ICMJE criteria are met, otherwise Acknowledgements.</w:t>
+      </w:r>
+    </w:p>
+    <w:p>
+      <w:pPr>
         <w:pStyle w:val="Heading3"/>
       </w:pPr>
       <w:r>
         <w:t>Working title of the paper</w:t>
+      </w:r>
+    </w:p>
+    <w:p>
+      <w:pPr>
+        <w:pStyle w:val="Example"/>
+      </w:pPr>
+      <w:r>
+        <w:rPr>
+          <w:b/>
+          <w:i w:val="0"/>
+          <w:color w:val="055F56"/>
+        </w:rPr>
+        <w:t xml:space="preserve">Example: </w:t>
+      </w:r>
+      <w:r>
+        <w:rPr>
+          <w:i/>
+        </w:rPr>
+        <w:t>Cumulative fluid balance and 28-day mortality in adults with septic shock: a retrospective cohort study</w:t>
       </w:r>
     </w:p>
     <w:tbl>
@@ -13962,7 +14525,7 @@
                 <w:color w:val="6B7B84"/>
                 <w:sz w:val="19"/>
               </w:rPr>
-              <w:t>Whether restricting fluids reduces mortality in septic shock is unknown. We aimed to ...</w:t>
+              <w:t>Positive fluid balance may be linked to death in septic shock; local data are lacking; we aimed to assess its association with 28-day mortality.</w:t>
             </w:r>
           </w:p>
         </w:tc>
@@ -14042,7 +14605,7 @@
                 <w:color w:val="6B7B84"/>
                 <w:sz w:val="19"/>
               </w:rPr>
-              <w:t>Pilot RCT in one ICU; adults with septic shock randomised to restrictive or usual fluids; primary outcome 28-day mortality; risk ratio with 95% CI</w:t>
+              <w:t>Retrospective cohort, adults with septic shock, one ICU, 12 months; exposure = cumulative fluid balance at day 3; outcome = 28-day mortality; logistic regression adjusted for severity.</w:t>
             </w:r>
           </w:p>
         </w:tc>
@@ -14119,7 +14682,7 @@
                 <w:color w:val="6B7B84"/>
                 <w:sz w:val="19"/>
               </w:rPr>
-              <w:t>Number randomised and analysed; mortality n (%) per group; RR (95% CI); fluid balance median (IQR)</w:t>
+              <w:t>“n patients; 28-day mortality x% vs y%; adjusted OR (95% CI)”</w:t>
             </w:r>
           </w:p>
         </w:tc>
@@ -14199,7 +14762,7 @@
                 <w:color w:val="6B7B84"/>
                 <w:sz w:val="19"/>
               </w:rPr>
-              <w:t>Whether a restrictive strategy is feasible, and whether a full trial is justified</w:t>
+              <w:t>If positive: “A positive day-3 fluid balance was associated with higher 28-day mortality”. If not: “We found no evidence of an association; the CI does not exclude a clinically relevant effect”.</w:t>
             </w:r>
           </w:p>
         </w:tc>
@@ -14272,7 +14835,7 @@
               <w:rPr>
                 <w:sz w:val="19"/>
               </w:rPr>
-              <w:t>All four parts completed; no [placeholders] or grey guidance left.</w:t>
+              <w:t>All four parts completed. No [placeholders], grey guidance or shaded examples left.</w:t>
             </w:r>
           </w:p>
           <w:p>
@@ -14352,7 +14915,27 @@
               <w:rPr>
                 <w:sz w:val="19"/>
               </w:rPr>
-              <w:t>6 slides prepared from this proposal and publication plan (everyone submits them; volunteers present them in 6 minutes).</w:t>
+              <w:t>6 slides prepared from this proposal (see Presentation_Guide).</w:t>
+            </w:r>
+          </w:p>
+          <w:p>
+            <w:pPr>
+              <w:spacing w:after="40" w:line="259" w:lineRule="auto"/>
+              <w:ind w:left="227" w:hanging="227"/>
+            </w:pPr>
+            <w:r>
+              <w:rPr>
+                <w:b/>
+                <w:color w:val="055F56"/>
+                <w:sz w:val="19"/>
+              </w:rPr>
+              <w:t xml:space="preserve">•  </w:t>
+            </w:r>
+            <w:r>
+              <w:rPr>
+                <w:sz w:val="19"/>
+              </w:rPr>
+              <w:t>Name the file Surname_Firstname_Proposal.docx (e.g. Nguyen_An_Proposal.docx) and email it with your slides to myluong1710@gmail.com before 19:30 on the day of Session 8.</w:t>
             </w:r>
           </w:p>
         </w:tc>

--- a/en/files/templates/Research_Proposal_Template.docx
+++ b/en/files/templates/Research_Proposal_Template.docx
@@ -126,58 +126,6 @@
                 <w:sz w:val="20"/>
               </w:rPr>
               <w:t>[Your name (profession)]</w:t>
-            </w:r>
-          </w:p>
-        </w:tc>
-      </w:tr>
-      <w:tr>
-        <w:tc>
-          <w:tcPr>
-            <w:tcW w:type="dxa" w:w="2041"/>
-          </w:tcPr>
-          <w:p>
-            <w:pPr>
-              <w:spacing w:after="0"/>
-            </w:pPr>
-            <w:r>
-              <w:rPr>
-                <w:b/>
-                <w:color w:val="04242F"/>
-                <w:sz w:val="20"/>
-              </w:rPr>
-              <w:t>Department:</w:t>
-            </w:r>
-          </w:p>
-        </w:tc>
-        <w:tc>
-          <w:tcPr>
-            <w:tcW w:type="dxa" w:w="7370"/>
-          </w:tcPr>
-          <w:p>
-            <w:pPr>
-              <w:spacing w:after="0"/>
-            </w:pPr>
-            <w:r>
-              <w:rPr>
-                <w:i/>
-                <w:color w:val="6B7B84"/>
-                <w:sz w:val="20"/>
-              </w:rPr>
-              <w:t>[Department]</w:t>
-            </w:r>
-            <w:r>
-              <w:rPr>
-                <w:sz w:val="20"/>
-              </w:rPr>
-              <w:t xml:space="preserve">, </w:t>
-            </w:r>
-            <w:r>
-              <w:rPr>
-                <w:i/>
-                <w:color w:val="6B7B84"/>
-                <w:sz w:val="20"/>
-              </w:rPr>
-              <w:t>[Institution]</w:t>
             </w:r>
           </w:p>
         </w:tc>
@@ -14935,7 +14883,7 @@
               <w:rPr>
                 <w:sz w:val="19"/>
               </w:rPr>
-              <w:t>Name the file Surname_Firstname_Proposal.docx (e.g. Nguyen_An_Proposal.docx) and email it with your slides to myluong1710@gmail.com before 19:30 on the day of Session 8.</w:t>
+              <w:t>Name the file Surname_Firstname_Proposal.docx (e.g. Nguyen_An_Proposal.docx) and email it with your slides to myluong1710@gmail.com before 19:30 on Saturday 19 December 2026 (Session 8).</w:t>
             </w:r>
           </w:p>
         </w:tc>
